--- a/Projeto DA/IPL-TeSP-PSI-MDS-2526-Template_Projeto (1).docx
+++ b/Projeto DA/IPL-TeSP-PSI-MDS-2526-Template_Projeto (1).docx
@@ -682,25 +682,7 @@
               <w:t>PL</w:t>
             </w:r>
             <w:r>
-              <w:rPr>
-                <w:highlight w:val="yellow"/>
-              </w:rPr>
-              <w:t>1/2</w:t>
-            </w:r>
-            <w:r>
-              <w:rPr>
-                <w:highlight w:val="yellow"/>
-              </w:rPr>
-              <w:t>/3</w:t>
-            </w:r>
-            <w:r>
-              <w:t>-</w:t>
-            </w:r>
-            <w:r>
-              <w:rPr>
-                <w:highlight w:val="yellow"/>
-              </w:rPr>
-              <w:t>X</w:t>
+              <w:t>-E</w:t>
             </w:r>
           </w:p>
         </w:tc>
@@ -748,10 +730,7 @@
               <w:t xml:space="preserve">Nº </w:t>
             </w:r>
             <w:r>
-              <w:rPr>
-                <w:highlight w:val="yellow"/>
-              </w:rPr>
-              <w:t>22222222</w:t>
+              <w:t>2025166436</w:t>
             </w:r>
           </w:p>
         </w:tc>
@@ -770,10 +749,7 @@
               <w:jc w:val="left"/>
             </w:pPr>
             <w:r>
-              <w:rPr>
-                <w:highlight w:val="yellow"/>
-              </w:rPr>
-              <w:t>&lt;Nome do aluno&gt;</w:t>
+              <w:t>João Machado</w:t>
             </w:r>
           </w:p>
         </w:tc>
@@ -804,10 +780,7 @@
               <w:t xml:space="preserve">Nº </w:t>
             </w:r>
             <w:r>
-              <w:rPr>
-                <w:highlight w:val="yellow"/>
-              </w:rPr>
-              <w:t>22222222</w:t>
+              <w:t>2024100465</w:t>
             </w:r>
           </w:p>
         </w:tc>
@@ -829,10 +802,7 @@
               </w:rPr>
             </w:pPr>
             <w:r>
-              <w:rPr>
-                <w:highlight w:val="yellow"/>
-              </w:rPr>
-              <w:t>&lt;Nome do aluno&gt;</w:t>
+              <w:t>Gustavo Biazini</w:t>
             </w:r>
           </w:p>
         </w:tc>
@@ -863,10 +833,7 @@
               <w:t xml:space="preserve">Nº </w:t>
             </w:r>
             <w:r>
-              <w:rPr>
-                <w:highlight w:val="yellow"/>
-              </w:rPr>
-              <w:t>22222222</w:t>
+              <w:t>2025162525</w:t>
             </w:r>
           </w:p>
         </w:tc>
@@ -883,15 +850,9 @@
           <w:p>
             <w:pPr>
               <w:jc w:val="left"/>
-              <w:rPr>
-                <w:highlight w:val="yellow"/>
-              </w:rPr>
-            </w:pPr>
-            <w:r>
-              <w:rPr>
-                <w:highlight w:val="yellow"/>
-              </w:rPr>
-              <w:t>&lt;Nome do aluno&gt;</w:t>
+            </w:pPr>
+            <w:r>
+              <w:t>Valter Beca</w:t>
             </w:r>
           </w:p>
         </w:tc>
@@ -1043,16 +1004,8 @@
               <w:rPr>
                 <w:rStyle w:val="Hiperligao"/>
                 <w:noProof/>
-                <w:lang/>
-              </w:rPr>
-              <w:t>Í</w:t>
-            </w:r>
-            <w:r>
-              <w:rPr>
-                <w:rStyle w:val="Hiperligao"/>
-                <w:noProof/>
-              </w:rPr>
-              <w:t>ndice de Figuras</w:t>
+              </w:rPr>
+              <w:t>Índice de Figuras</w:t>
             </w:r>
             <w:r>
               <w:rPr>
@@ -3338,13 +3291,11 @@
       <w:pPr>
         <w:rPr>
           <w:noProof/>
-          <w:lang/>
         </w:rPr>
       </w:pPr>
       <w:r>
         <w:rPr>
           <w:noProof/>
-          <w:lang/>
         </w:rPr>
         <w:br w:type="page"/>
       </w:r>
@@ -3359,23 +3310,15 @@
         <w:ind w:left="432" w:hanging="432"/>
         <w:rPr>
           <w:noProof/>
-          <w:lang/>
         </w:rPr>
       </w:pPr>
       <w:bookmarkStart w:id="0" w:name="_Toc227748413"/>
       <w:r>
         <w:rPr>
           <w:noProof/>
-          <w:lang/>
         </w:rPr>
         <w:lastRenderedPageBreak/>
-        <w:t>Í</w:t>
-      </w:r>
-      <w:r>
-        <w:rPr>
-          <w:noProof/>
-        </w:rPr>
-        <w:t>ndice de Figuras</w:t>
+        <w:t>Índice de Figuras</w:t>
       </w:r>
       <w:bookmarkEnd w:id="0"/>
     </w:p>
@@ -13097,13 +13040,11 @@
         </w:numPr>
         <w:rPr>
           <w:highlight w:val="yellow"/>
-          <w:lang/>
-        </w:rPr>
-      </w:pPr>
-      <w:r>
-        <w:rPr>
-          <w:highlight w:val="yellow"/>
-          <w:lang/>
+        </w:rPr>
+      </w:pPr>
+      <w:r>
+        <w:rPr>
+          <w:highlight w:val="yellow"/>
         </w:rPr>
         <w:t>Resumo do estado final do software</w:t>
       </w:r>
@@ -13117,13 +13058,11 @@
         </w:numPr>
         <w:rPr>
           <w:highlight w:val="yellow"/>
-          <w:lang/>
-        </w:rPr>
-      </w:pPr>
-      <w:r>
-        <w:rPr>
-          <w:highlight w:val="yellow"/>
-          <w:lang/>
+        </w:rPr>
+      </w:pPr>
+      <w:r>
+        <w:rPr>
+          <w:highlight w:val="yellow"/>
         </w:rPr>
         <w:t>Conformidade com os requisitos definidos</w:t>
       </w:r>
@@ -13137,13 +13076,11 @@
         </w:numPr>
         <w:rPr>
           <w:highlight w:val="yellow"/>
-          <w:lang/>
-        </w:rPr>
-      </w:pPr>
-      <w:r>
-        <w:rPr>
-          <w:highlight w:val="yellow"/>
-          <w:lang/>
+        </w:rPr>
+      </w:pPr>
+      <w:r>
+        <w:rPr>
+          <w:highlight w:val="yellow"/>
         </w:rPr>
         <w:t>Estado do backlog (funcionalidades pendentes ou descartadas)</w:t>
       </w:r>
@@ -13157,13 +13094,11 @@
         </w:numPr>
         <w:rPr>
           <w:highlight w:val="yellow"/>
-          <w:lang/>
-        </w:rPr>
-      </w:pPr>
-      <w:r>
-        <w:rPr>
-          <w:highlight w:val="yellow"/>
-          <w:lang/>
+        </w:rPr>
+      </w:pPr>
+      <w:r>
+        <w:rPr>
+          <w:highlight w:val="yellow"/>
         </w:rPr>
         <w:t>Riscos identificados durante o desenvolvimento</w:t>
       </w:r>
@@ -13177,13 +13112,11 @@
         </w:numPr>
         <w:rPr>
           <w:highlight w:val="yellow"/>
-          <w:lang/>
-        </w:rPr>
-      </w:pPr>
-      <w:r>
-        <w:rPr>
-          <w:highlight w:val="yellow"/>
-          <w:lang/>
+        </w:rPr>
+      </w:pPr>
+      <w:r>
+        <w:rPr>
+          <w:highlight w:val="yellow"/>
         </w:rPr>
         <w:t>Medidas de mitigação</w:t>
       </w:r>
@@ -13197,13 +13130,11 @@
         </w:numPr>
         <w:rPr>
           <w:highlight w:val="yellow"/>
-          <w:lang/>
-        </w:rPr>
-      </w:pPr>
-      <w:r>
-        <w:rPr>
-          <w:highlight w:val="yellow"/>
-          <w:lang/>
+        </w:rPr>
+      </w:pPr>
+      <w:r>
+        <w:rPr>
+          <w:highlight w:val="yellow"/>
         </w:rPr>
         <w:t>Problemas ocorridos e resolução</w:t>
       </w:r>
@@ -13217,13 +13148,11 @@
         </w:numPr>
         <w:rPr>
           <w:highlight w:val="yellow"/>
-          <w:lang/>
-        </w:rPr>
-      </w:pPr>
-      <w:r>
-        <w:rPr>
-          <w:highlight w:val="yellow"/>
-          <w:lang/>
+        </w:rPr>
+      </w:pPr>
+      <w:r>
+        <w:rPr>
+          <w:highlight w:val="yellow"/>
         </w:rPr>
         <w:t>Propostas para continuidade ou manutenção do projeto</w:t>
       </w:r>
@@ -18388,6 +18317,21 @@
 </file>
 
 <file path=customXml/item1.xml><?xml version="1.0" encoding="utf-8"?>
+<p:properties xmlns:p="http://schemas.microsoft.com/office/2006/metadata/properties" xmlns:xsi="http://www.w3.org/2001/XMLSchema-instance" xmlns:pc="http://schemas.microsoft.com/office/infopath/2007/PartnerControls">
+  <documentManagement>
+    <TaxCatchAll xmlns="fa1ba186-cf14-4658-82ff-4e1486731960" xsi:nil="true"/>
+    <lcf76f155ced4ddcb4097134ff3c332f xmlns="52a6887f-9537-4a34-8793-b765f13d0873">
+      <Terms xmlns="http://schemas.microsoft.com/office/infopath/2007/PartnerControls"/>
+    </lcf76f155ced4ddcb4097134ff3c332f>
+  </documentManagement>
+</p:properties>
+</file>
+
+<file path=customXml/item2.xml><?xml version="1.0" encoding="utf-8"?>
+<b:Sources xmlns:b="http://schemas.openxmlformats.org/officeDocument/2006/bibliography" xmlns="http://schemas.openxmlformats.org/officeDocument/2006/bibliography" SelectedStyle="\APASixthEditionOfficeOnline.xsl" StyleName="APA" Version="6"/>
+</file>
+
+<file path=customXml/item3.xml><?xml version="1.0" encoding="utf-8"?>
 <ct:contentTypeSchema xmlns:ct="http://schemas.microsoft.com/office/2006/metadata/contentType" xmlns:ma="http://schemas.microsoft.com/office/2006/metadata/properties/metaAttributes" ct:_="" ma:_="" ma:contentTypeName="Documento" ma:contentTypeID="0x0101003F8ECAAF88AFCB4AB1D806FDE394FD03" ma:contentTypeVersion="12" ma:contentTypeDescription="Criar um novo documento." ma:contentTypeScope="" ma:versionID="541e5482cd22746a72c07b4578302587">
   <xsd:schema xmlns:xsd="http://www.w3.org/2001/XMLSchema" xmlns:xs="http://www.w3.org/2001/XMLSchema" xmlns:p="http://schemas.microsoft.com/office/2006/metadata/properties" xmlns:ns2="52a6887f-9537-4a34-8793-b765f13d0873" xmlns:ns3="fa1ba186-cf14-4658-82ff-4e1486731960" targetNamespace="http://schemas.microsoft.com/office/2006/metadata/properties" ma:root="true" ma:fieldsID="4badabe4fa58f02b4fe1f9c3f11ac53e" ns2:_="" ns3:_="">
     <xsd:import namespace="52a6887f-9537-4a34-8793-b765f13d0873"/>
@@ -18588,21 +18532,6 @@
 </ct:contentTypeSchema>
 </file>
 
-<file path=customXml/item2.xml><?xml version="1.0" encoding="utf-8"?>
-<b:Sources xmlns:b="http://schemas.openxmlformats.org/officeDocument/2006/bibliography" xmlns="http://schemas.openxmlformats.org/officeDocument/2006/bibliography" SelectedStyle="\APASixthEditionOfficeOnline.xsl" StyleName="APA" Version="6"/>
-</file>
-
-<file path=customXml/item3.xml><?xml version="1.0" encoding="utf-8"?>
-<p:properties xmlns:p="http://schemas.microsoft.com/office/2006/metadata/properties" xmlns:xsi="http://www.w3.org/2001/XMLSchema-instance" xmlns:pc="http://schemas.microsoft.com/office/infopath/2007/PartnerControls">
-  <documentManagement>
-    <TaxCatchAll xmlns="fa1ba186-cf14-4658-82ff-4e1486731960" xsi:nil="true"/>
-    <lcf76f155ced4ddcb4097134ff3c332f xmlns="52a6887f-9537-4a34-8793-b765f13d0873">
-      <Terms xmlns="http://schemas.microsoft.com/office/infopath/2007/PartnerControls"/>
-    </lcf76f155ced4ddcb4097134ff3c332f>
-  </documentManagement>
-</p:properties>
-</file>
-
 <file path=customXml/item4.xml><?xml version="1.0" encoding="utf-8"?>
 <?mso-contentType ?>
 <FormTemplates xmlns="http://schemas.microsoft.com/sharepoint/v3/contenttype/forms">
@@ -18613,6 +18542,25 @@
 </file>
 
 <file path=customXml/itemProps1.xml><?xml version="1.0" encoding="utf-8"?>
+<ds:datastoreItem xmlns:ds="http://schemas.openxmlformats.org/officeDocument/2006/customXml" ds:itemID="{B0D02839-B28B-4402-A79D-B0CCDC274F38}">
+  <ds:schemaRefs>
+    <ds:schemaRef ds:uri="http://schemas.microsoft.com/office/2006/metadata/properties"/>
+    <ds:schemaRef ds:uri="http://schemas.microsoft.com/office/infopath/2007/PartnerControls"/>
+    <ds:schemaRef ds:uri="fa1ba186-cf14-4658-82ff-4e1486731960"/>
+    <ds:schemaRef ds:uri="52a6887f-9537-4a34-8793-b765f13d0873"/>
+  </ds:schemaRefs>
+</ds:datastoreItem>
+</file>
+
+<file path=customXml/itemProps2.xml><?xml version="1.0" encoding="utf-8"?>
+<ds:datastoreItem xmlns:ds="http://schemas.openxmlformats.org/officeDocument/2006/customXml" ds:itemID="{34E35503-31BE-4C22-8EB5-1B8C3DFFC716}">
+  <ds:schemaRefs>
+    <ds:schemaRef ds:uri="http://schemas.openxmlformats.org/officeDocument/2006/bibliography"/>
+  </ds:schemaRefs>
+</ds:datastoreItem>
+</file>
+
+<file path=customXml/itemProps3.xml><?xml version="1.0" encoding="utf-8"?>
 <ds:datastoreItem xmlns:ds="http://schemas.openxmlformats.org/officeDocument/2006/customXml" ds:itemID="{B04309D4-A979-44A4-8B48-1DFD9E70F312}">
   <ds:schemaRefs>
     <ds:schemaRef ds:uri="http://schemas.microsoft.com/office/2006/metadata/contentType"/>
@@ -18631,25 +18579,6 @@
 </ds:datastoreItem>
 </file>
 
-<file path=customXml/itemProps2.xml><?xml version="1.0" encoding="utf-8"?>
-<ds:datastoreItem xmlns:ds="http://schemas.openxmlformats.org/officeDocument/2006/customXml" ds:itemID="{34E35503-31BE-4C22-8EB5-1B8C3DFFC716}">
-  <ds:schemaRefs>
-    <ds:schemaRef ds:uri="http://schemas.openxmlformats.org/officeDocument/2006/bibliography"/>
-  </ds:schemaRefs>
-</ds:datastoreItem>
-</file>
-
-<file path=customXml/itemProps3.xml><?xml version="1.0" encoding="utf-8"?>
-<ds:datastoreItem xmlns:ds="http://schemas.openxmlformats.org/officeDocument/2006/customXml" ds:itemID="{B0D02839-B28B-4402-A79D-B0CCDC274F38}">
-  <ds:schemaRefs>
-    <ds:schemaRef ds:uri="http://schemas.microsoft.com/office/2006/metadata/properties"/>
-    <ds:schemaRef ds:uri="http://schemas.microsoft.com/office/infopath/2007/PartnerControls"/>
-    <ds:schemaRef ds:uri="fa1ba186-cf14-4658-82ff-4e1486731960"/>
-    <ds:schemaRef ds:uri="52a6887f-9537-4a34-8793-b765f13d0873"/>
-  </ds:schemaRefs>
-</ds:datastoreItem>
-</file>
-
 <file path=customXml/itemProps4.xml><?xml version="1.0" encoding="utf-8"?>
 <ds:datastoreItem xmlns:ds="http://schemas.openxmlformats.org/officeDocument/2006/customXml" ds:itemID="{990C7B0B-29F8-4472-849D-8AEB923CF9C9}">
   <ds:schemaRefs>

--- a/Projeto DA/IPL-TeSP-PSI-MDS-2526-Template_Projeto (1).docx
+++ b/Projeto DA/IPL-TeSP-PSI-MDS-2526-Template_Projeto (1).docx
@@ -4,7 +4,7 @@
   <w:body>
     <w:tbl>
       <w:tblPr>
-        <w:tblStyle w:val="TabelacomGrelha"/>
+        <w:tblStyle w:val="TableGrid"/>
         <w:tblW w:w="9644" w:type="dxa"/>
         <w:tblInd w:w="-5" w:type="dxa"/>
         <w:tblLook w:val="04A0" w:firstRow="1" w:lastRow="0" w:firstColumn="1" w:lastColumn="0" w:noHBand="0" w:noVBand="1"/>
@@ -29,7 +29,7 @@
           </w:tcPr>
           <w:p>
             <w:pPr>
-              <w:pStyle w:val="SemEspaamento"/>
+              <w:pStyle w:val="NoSpacing"/>
             </w:pPr>
             <w:r>
               <w:rPr>
@@ -93,7 +93,7 @@
           </w:tcPr>
           <w:p>
             <w:pPr>
-              <w:pStyle w:val="SemEspaamento"/>
+              <w:pStyle w:val="NoSpacing"/>
               <w:jc w:val="center"/>
             </w:pPr>
             <w:r>
@@ -106,7 +106,7 @@
           </w:p>
           <w:p>
             <w:pPr>
-              <w:pStyle w:val="SemEspaamento"/>
+              <w:pStyle w:val="NoSpacing"/>
               <w:ind w:left="-336" w:right="-532"/>
               <w:jc w:val="center"/>
               <w:rPr>
@@ -122,7 +122,7 @@
           </w:p>
           <w:p>
             <w:pPr>
-              <w:pStyle w:val="SemEspaamento"/>
+              <w:pStyle w:val="NoSpacing"/>
               <w:ind w:left="-336" w:right="-532"/>
               <w:jc w:val="center"/>
               <w:rPr>
@@ -604,7 +604,7 @@
     </w:p>
     <w:tbl>
       <w:tblPr>
-        <w:tblStyle w:val="TabelacomGrelha"/>
+        <w:tblStyle w:val="TableGrid"/>
         <w:tblW w:w="9644" w:type="dxa"/>
         <w:tblInd w:w="-5" w:type="dxa"/>
         <w:tblLook w:val="04A0" w:firstRow="1" w:lastRow="0" w:firstColumn="1" w:lastColumn="0" w:noHBand="0" w:noVBand="1"/>
@@ -956,7 +956,7 @@
       <w:sdtContent>
         <w:p>
           <w:pPr>
-            <w:pStyle w:val="Cabealhodondice"/>
+            <w:pStyle w:val="TOCHeading"/>
           </w:pPr>
           <w:r>
             <w:t>ÍNDICE</w:t>
@@ -964,7 +964,7 @@
         </w:p>
         <w:p>
           <w:pPr>
-            <w:pStyle w:val="ndice1"/>
+            <w:pStyle w:val="TOC1"/>
             <w:tabs>
               <w:tab w:val="right" w:leader="dot" w:pos="9628"/>
             </w:tabs>
@@ -1002,7 +1002,7 @@
           <w:hyperlink w:anchor="_Toc227748413" w:history="1">
             <w:r>
               <w:rPr>
-                <w:rStyle w:val="Hiperligao"/>
+                <w:rStyle w:val="Hyperlink"/>
                 <w:noProof/>
               </w:rPr>
               <w:t>Índice de Figuras</w:t>
@@ -1059,7 +1059,7 @@
         </w:p>
         <w:p>
           <w:pPr>
-            <w:pStyle w:val="ndice1"/>
+            <w:pStyle w:val="TOC1"/>
             <w:tabs>
               <w:tab w:val="right" w:leader="dot" w:pos="9628"/>
             </w:tabs>
@@ -1080,7 +1080,7 @@
           <w:hyperlink w:anchor="_Toc227748414" w:history="1">
             <w:r>
               <w:rPr>
-                <w:rStyle w:val="Hiperligao"/>
+                <w:rStyle w:val="Hyperlink"/>
                 <w:noProof/>
               </w:rPr>
               <w:t>Índice de Tabelas</w:t>
@@ -1137,7 +1137,7 @@
         </w:p>
         <w:p>
           <w:pPr>
-            <w:pStyle w:val="ndice1"/>
+            <w:pStyle w:val="TOC1"/>
             <w:tabs>
               <w:tab w:val="left" w:pos="352"/>
               <w:tab w:val="right" w:leader="dot" w:pos="9628"/>
@@ -1159,7 +1159,7 @@
           <w:hyperlink w:anchor="_Toc227748415" w:history="1">
             <w:r>
               <w:rPr>
-                <w:rStyle w:val="Hiperligao"/>
+                <w:rStyle w:val="Hyperlink"/>
                 <w:noProof/>
               </w:rPr>
               <w:t>1</w:t>
@@ -1182,7 +1182,7 @@
             </w:r>
             <w:r>
               <w:rPr>
-                <w:rStyle w:val="Hiperligao"/>
+                <w:rStyle w:val="Hyperlink"/>
                 <w:noProof/>
               </w:rPr>
               <w:t>Introdução</w:t>
@@ -1239,7 +1239,7 @@
         </w:p>
         <w:p>
           <w:pPr>
-            <w:pStyle w:val="ndice2"/>
+            <w:pStyle w:val="TOC2"/>
             <w:tabs>
               <w:tab w:val="left" w:pos="522"/>
               <w:tab w:val="right" w:leader="dot" w:pos="9628"/>
@@ -1260,7 +1260,7 @@
           <w:hyperlink w:anchor="_Toc227748416" w:history="1">
             <w:r>
               <w:rPr>
-                <w:rStyle w:val="Hiperligao"/>
+                <w:rStyle w:val="Hyperlink"/>
                 <w:noProof/>
               </w:rPr>
               <w:t>1.1</w:t>
@@ -1282,7 +1282,7 @@
             </w:r>
             <w:r>
               <w:rPr>
-                <w:rStyle w:val="Hiperligao"/>
+                <w:rStyle w:val="Hyperlink"/>
                 <w:noProof/>
               </w:rPr>
               <w:t>Sumário executivo</w:t>
@@ -1339,7 +1339,7 @@
         </w:p>
         <w:p>
           <w:pPr>
-            <w:pStyle w:val="ndice1"/>
+            <w:pStyle w:val="TOC1"/>
             <w:tabs>
               <w:tab w:val="left" w:pos="352"/>
               <w:tab w:val="right" w:leader="dot" w:pos="9628"/>
@@ -1361,7 +1361,7 @@
           <w:hyperlink w:anchor="_Toc227748417" w:history="1">
             <w:r>
               <w:rPr>
-                <w:rStyle w:val="Hiperligao"/>
+                <w:rStyle w:val="Hyperlink"/>
                 <w:noProof/>
               </w:rPr>
               <w:t>2</w:t>
@@ -1384,7 +1384,7 @@
             </w:r>
             <w:r>
               <w:rPr>
-                <w:rStyle w:val="Hiperligao"/>
+                <w:rStyle w:val="Hyperlink"/>
                 <w:noProof/>
               </w:rPr>
               <w:t>Especificação do Sistema</w:t>
@@ -1441,7 +1441,7 @@
         </w:p>
         <w:p>
           <w:pPr>
-            <w:pStyle w:val="ndice2"/>
+            <w:pStyle w:val="TOC2"/>
             <w:tabs>
               <w:tab w:val="left" w:pos="522"/>
               <w:tab w:val="right" w:leader="dot" w:pos="9628"/>
@@ -1462,7 +1462,7 @@
           <w:hyperlink w:anchor="_Toc227748418" w:history="1">
             <w:r>
               <w:rPr>
-                <w:rStyle w:val="Hiperligao"/>
+                <w:rStyle w:val="Hyperlink"/>
                 <w:noProof/>
               </w:rPr>
               <w:t>2.1</w:t>
@@ -1484,7 +1484,7 @@
             </w:r>
             <w:r>
               <w:rPr>
-                <w:rStyle w:val="Hiperligao"/>
+                <w:rStyle w:val="Hyperlink"/>
                 <w:noProof/>
               </w:rPr>
               <w:t>Análise Concorrencial</w:t>
@@ -1541,7 +1541,7 @@
         </w:p>
         <w:p>
           <w:pPr>
-            <w:pStyle w:val="ndice3"/>
+            <w:pStyle w:val="TOC3"/>
             <w:tabs>
               <w:tab w:val="left" w:pos="686"/>
               <w:tab w:val="right" w:leader="dot" w:pos="9628"/>
@@ -1560,7 +1560,7 @@
           <w:hyperlink w:anchor="_Toc227748419" w:history="1">
             <w:r>
               <w:rPr>
-                <w:rStyle w:val="Hiperligao"/>
+                <w:rStyle w:val="Hyperlink"/>
                 <w:noProof/>
               </w:rPr>
               <w:t>2.1.1</w:t>
@@ -1580,7 +1580,7 @@
             </w:r>
             <w:r>
               <w:rPr>
-                <w:rStyle w:val="Hiperligao"/>
+                <w:rStyle w:val="Hyperlink"/>
                 <w:noProof/>
                 <w:highlight w:val="yellow"/>
               </w:rPr>
@@ -1638,7 +1638,7 @@
         </w:p>
         <w:p>
           <w:pPr>
-            <w:pStyle w:val="ndice3"/>
+            <w:pStyle w:val="TOC3"/>
             <w:tabs>
               <w:tab w:val="left" w:pos="686"/>
               <w:tab w:val="right" w:leader="dot" w:pos="9628"/>
@@ -1657,7 +1657,7 @@
           <w:hyperlink w:anchor="_Toc227748420" w:history="1">
             <w:r>
               <w:rPr>
-                <w:rStyle w:val="Hiperligao"/>
+                <w:rStyle w:val="Hyperlink"/>
                 <w:noProof/>
               </w:rPr>
               <w:t>2.1.2</w:t>
@@ -1677,7 +1677,7 @@
             </w:r>
             <w:r>
               <w:rPr>
-                <w:rStyle w:val="Hiperligao"/>
+                <w:rStyle w:val="Hyperlink"/>
                 <w:noProof/>
                 <w:highlight w:val="yellow"/>
               </w:rPr>
@@ -1735,7 +1735,7 @@
         </w:p>
         <w:p>
           <w:pPr>
-            <w:pStyle w:val="ndice3"/>
+            <w:pStyle w:val="TOC3"/>
             <w:tabs>
               <w:tab w:val="left" w:pos="686"/>
               <w:tab w:val="right" w:leader="dot" w:pos="9628"/>
@@ -1754,7 +1754,7 @@
           <w:hyperlink w:anchor="_Toc227748421" w:history="1">
             <w:r>
               <w:rPr>
-                <w:rStyle w:val="Hiperligao"/>
+                <w:rStyle w:val="Hyperlink"/>
                 <w:noProof/>
               </w:rPr>
               <w:t>2.1.3</w:t>
@@ -1774,7 +1774,7 @@
             </w:r>
             <w:r>
               <w:rPr>
-                <w:rStyle w:val="Hiperligao"/>
+                <w:rStyle w:val="Hyperlink"/>
                 <w:noProof/>
                 <w:highlight w:val="yellow"/>
               </w:rPr>
@@ -1832,7 +1832,7 @@
         </w:p>
         <w:p>
           <w:pPr>
-            <w:pStyle w:val="ndice3"/>
+            <w:pStyle w:val="TOC3"/>
             <w:tabs>
               <w:tab w:val="left" w:pos="686"/>
               <w:tab w:val="right" w:leader="dot" w:pos="9628"/>
@@ -1851,7 +1851,7 @@
           <w:hyperlink w:anchor="_Toc227748422" w:history="1">
             <w:r>
               <w:rPr>
-                <w:rStyle w:val="Hiperligao"/>
+                <w:rStyle w:val="Hyperlink"/>
                 <w:noProof/>
               </w:rPr>
               <w:t>2.1.4</w:t>
@@ -1871,7 +1871,7 @@
             </w:r>
             <w:r>
               <w:rPr>
-                <w:rStyle w:val="Hiperligao"/>
+                <w:rStyle w:val="Hyperlink"/>
                 <w:noProof/>
               </w:rPr>
               <w:t>Comparação dos Sistemas</w:t>
@@ -1928,7 +1928,7 @@
         </w:p>
         <w:p>
           <w:pPr>
-            <w:pStyle w:val="ndice3"/>
+            <w:pStyle w:val="TOC3"/>
             <w:tabs>
               <w:tab w:val="left" w:pos="686"/>
               <w:tab w:val="right" w:leader="dot" w:pos="9628"/>
@@ -1947,7 +1947,7 @@
           <w:hyperlink w:anchor="_Toc227748423" w:history="1">
             <w:r>
               <w:rPr>
-                <w:rStyle w:val="Hiperligao"/>
+                <w:rStyle w:val="Hyperlink"/>
                 <w:noProof/>
               </w:rPr>
               <w:t>2.1.5</w:t>
@@ -1967,7 +1967,7 @@
             </w:r>
             <w:r>
               <w:rPr>
-                <w:rStyle w:val="Hiperligao"/>
+                <w:rStyle w:val="Hyperlink"/>
                 <w:noProof/>
               </w:rPr>
               <w:t>Enquadramento da análise concorrencial no SI</w:t>
@@ -2024,7 +2024,7 @@
         </w:p>
         <w:p>
           <w:pPr>
-            <w:pStyle w:val="ndice2"/>
+            <w:pStyle w:val="TOC2"/>
             <w:tabs>
               <w:tab w:val="left" w:pos="522"/>
               <w:tab w:val="right" w:leader="dot" w:pos="9628"/>
@@ -2045,7 +2045,7 @@
           <w:hyperlink w:anchor="_Toc227748424" w:history="1">
             <w:r>
               <w:rPr>
-                <w:rStyle w:val="Hiperligao"/>
+                <w:rStyle w:val="Hyperlink"/>
                 <w:noProof/>
               </w:rPr>
               <w:t>2.2</w:t>
@@ -2067,7 +2067,7 @@
             </w:r>
             <w:r>
               <w:rPr>
-                <w:rStyle w:val="Hiperligao"/>
+                <w:rStyle w:val="Hyperlink"/>
                 <w:noProof/>
               </w:rPr>
               <w:t>Wireframes/Mockups</w:t>
@@ -2124,7 +2124,7 @@
         </w:p>
         <w:p>
           <w:pPr>
-            <w:pStyle w:val="ndice2"/>
+            <w:pStyle w:val="TOC2"/>
             <w:tabs>
               <w:tab w:val="left" w:pos="522"/>
               <w:tab w:val="right" w:leader="dot" w:pos="9628"/>
@@ -2145,7 +2145,7 @@
           <w:hyperlink w:anchor="_Toc227748425" w:history="1">
             <w:r>
               <w:rPr>
-                <w:rStyle w:val="Hiperligao"/>
+                <w:rStyle w:val="Hyperlink"/>
                 <w:noProof/>
               </w:rPr>
               <w:t>2.3</w:t>
@@ -2167,7 +2167,7 @@
             </w:r>
             <w:r>
               <w:rPr>
-                <w:rStyle w:val="Hiperligao"/>
+                <w:rStyle w:val="Hyperlink"/>
                 <w:noProof/>
               </w:rPr>
               <w:t>Diagrama de Classes</w:t>
@@ -2224,7 +2224,7 @@
         </w:p>
         <w:p>
           <w:pPr>
-            <w:pStyle w:val="ndice1"/>
+            <w:pStyle w:val="TOC1"/>
             <w:tabs>
               <w:tab w:val="left" w:pos="352"/>
               <w:tab w:val="right" w:leader="dot" w:pos="9628"/>
@@ -2246,7 +2246,7 @@
           <w:hyperlink w:anchor="_Toc227748426" w:history="1">
             <w:r>
               <w:rPr>
-                <w:rStyle w:val="Hiperligao"/>
+                <w:rStyle w:val="Hyperlink"/>
                 <w:noProof/>
               </w:rPr>
               <w:t>3</w:t>
@@ -2269,7 +2269,7 @@
             </w:r>
             <w:r>
               <w:rPr>
-                <w:rStyle w:val="Hiperligao"/>
+                <w:rStyle w:val="Hyperlink"/>
                 <w:noProof/>
               </w:rPr>
               <w:t>Scrum</w:t>
@@ -2326,7 +2326,7 @@
         </w:p>
         <w:p>
           <w:pPr>
-            <w:pStyle w:val="ndice2"/>
+            <w:pStyle w:val="TOC2"/>
             <w:tabs>
               <w:tab w:val="left" w:pos="522"/>
               <w:tab w:val="right" w:leader="dot" w:pos="9628"/>
@@ -2347,7 +2347,7 @@
           <w:hyperlink w:anchor="_Toc227748427" w:history="1">
             <w:r>
               <w:rPr>
-                <w:rStyle w:val="Hiperligao"/>
+                <w:rStyle w:val="Hyperlink"/>
                 <w:noProof/>
               </w:rPr>
               <w:t>3.1</w:t>
@@ -2369,7 +2369,7 @@
             </w:r>
             <w:r>
               <w:rPr>
-                <w:rStyle w:val="Hiperligao"/>
+                <w:rStyle w:val="Hyperlink"/>
                 <w:noProof/>
               </w:rPr>
               <w:t>Aplicação do Scrum ao Projeto</w:t>
@@ -2426,7 +2426,7 @@
         </w:p>
         <w:p>
           <w:pPr>
-            <w:pStyle w:val="ndice2"/>
+            <w:pStyle w:val="TOC2"/>
             <w:tabs>
               <w:tab w:val="left" w:pos="522"/>
               <w:tab w:val="right" w:leader="dot" w:pos="9628"/>
@@ -2447,7 +2447,7 @@
           <w:hyperlink w:anchor="_Toc227748428" w:history="1">
             <w:r>
               <w:rPr>
-                <w:rStyle w:val="Hiperligao"/>
+                <w:rStyle w:val="Hyperlink"/>
                 <w:noProof/>
               </w:rPr>
               <w:t>3.2</w:t>
@@ -2469,7 +2469,7 @@
             </w:r>
             <w:r>
               <w:rPr>
-                <w:rStyle w:val="Hiperligao"/>
+                <w:rStyle w:val="Hyperlink"/>
                 <w:noProof/>
               </w:rPr>
               <w:t>Stakeholders e Scrum Team</w:t>
@@ -2526,7 +2526,7 @@
         </w:p>
         <w:p>
           <w:pPr>
-            <w:pStyle w:val="ndice2"/>
+            <w:pStyle w:val="TOC2"/>
             <w:tabs>
               <w:tab w:val="left" w:pos="522"/>
               <w:tab w:val="right" w:leader="dot" w:pos="9628"/>
@@ -2547,7 +2547,7 @@
           <w:hyperlink w:anchor="_Toc227748429" w:history="1">
             <w:r>
               <w:rPr>
-                <w:rStyle w:val="Hiperligao"/>
+                <w:rStyle w:val="Hyperlink"/>
                 <w:noProof/>
               </w:rPr>
               <w:t>3.3</w:t>
@@ -2569,7 +2569,7 @@
             </w:r>
             <w:r>
               <w:rPr>
-                <w:rStyle w:val="Hiperligao"/>
+                <w:rStyle w:val="Hyperlink"/>
                 <w:noProof/>
               </w:rPr>
               <w:t>User Stories</w:t>
@@ -2626,7 +2626,7 @@
         </w:p>
         <w:p>
           <w:pPr>
-            <w:pStyle w:val="ndice2"/>
+            <w:pStyle w:val="TOC2"/>
             <w:tabs>
               <w:tab w:val="left" w:pos="522"/>
               <w:tab w:val="right" w:leader="dot" w:pos="9628"/>
@@ -2647,7 +2647,7 @@
           <w:hyperlink w:anchor="_Toc227748430" w:history="1">
             <w:r>
               <w:rPr>
-                <w:rStyle w:val="Hiperligao"/>
+                <w:rStyle w:val="Hyperlink"/>
                 <w:noProof/>
               </w:rPr>
               <w:t>3.4</w:t>
@@ -2669,7 +2669,7 @@
             </w:r>
             <w:r>
               <w:rPr>
-                <w:rStyle w:val="Hiperligao"/>
+                <w:rStyle w:val="Hyperlink"/>
                 <w:noProof/>
               </w:rPr>
               <w:t>Execução do projeto</w:t>
@@ -2726,7 +2726,7 @@
         </w:p>
         <w:p>
           <w:pPr>
-            <w:pStyle w:val="ndice3"/>
+            <w:pStyle w:val="TOC3"/>
             <w:tabs>
               <w:tab w:val="left" w:pos="686"/>
               <w:tab w:val="right" w:leader="dot" w:pos="9628"/>
@@ -2745,7 +2745,7 @@
           <w:hyperlink w:anchor="_Toc227748431" w:history="1">
             <w:r>
               <w:rPr>
-                <w:rStyle w:val="Hiperligao"/>
+                <w:rStyle w:val="Hyperlink"/>
                 <w:noProof/>
               </w:rPr>
               <w:t>3.4.1</w:t>
@@ -2765,14 +2765,14 @@
             </w:r>
             <w:r>
               <w:rPr>
-                <w:rStyle w:val="Hiperligao"/>
+                <w:rStyle w:val="Hyperlink"/>
                 <w:noProof/>
               </w:rPr>
               <w:t>Sprint 1 (</w:t>
             </w:r>
             <w:r>
               <w:rPr>
-                <w:rStyle w:val="Hiperligao"/>
+                <w:rStyle w:val="Hyperlink"/>
                 <w:noProof/>
                 <w:highlight w:val="yellow"/>
               </w:rPr>
@@ -2780,7 +2780,7 @@
             </w:r>
             <w:r>
               <w:rPr>
-                <w:rStyle w:val="Hiperligao"/>
+                <w:rStyle w:val="Hyperlink"/>
                 <w:noProof/>
               </w:rPr>
               <w:t>)</w:t>
@@ -2837,7 +2837,7 @@
         </w:p>
         <w:p>
           <w:pPr>
-            <w:pStyle w:val="ndice3"/>
+            <w:pStyle w:val="TOC3"/>
             <w:tabs>
               <w:tab w:val="left" w:pos="686"/>
               <w:tab w:val="right" w:leader="dot" w:pos="9628"/>
@@ -2856,7 +2856,7 @@
           <w:hyperlink w:anchor="_Toc227748432" w:history="1">
             <w:r>
               <w:rPr>
-                <w:rStyle w:val="Hiperligao"/>
+                <w:rStyle w:val="Hyperlink"/>
                 <w:noProof/>
               </w:rPr>
               <w:t>3.4.2</w:t>
@@ -2876,14 +2876,14 @@
             </w:r>
             <w:r>
               <w:rPr>
-                <w:rStyle w:val="Hiperligao"/>
+                <w:rStyle w:val="Hyperlink"/>
                 <w:noProof/>
               </w:rPr>
               <w:t>Sprint 2 (</w:t>
             </w:r>
             <w:r>
               <w:rPr>
-                <w:rStyle w:val="Hiperligao"/>
+                <w:rStyle w:val="Hyperlink"/>
                 <w:noProof/>
                 <w:highlight w:val="yellow"/>
               </w:rPr>
@@ -2891,7 +2891,7 @@
             </w:r>
             <w:r>
               <w:rPr>
-                <w:rStyle w:val="Hiperligao"/>
+                <w:rStyle w:val="Hyperlink"/>
                 <w:noProof/>
               </w:rPr>
               <w:t>)</w:t>
@@ -2948,7 +2948,7 @@
         </w:p>
         <w:p>
           <w:pPr>
-            <w:pStyle w:val="ndice3"/>
+            <w:pStyle w:val="TOC3"/>
             <w:tabs>
               <w:tab w:val="left" w:pos="686"/>
               <w:tab w:val="right" w:leader="dot" w:pos="9628"/>
@@ -2967,7 +2967,7 @@
           <w:hyperlink w:anchor="_Toc227748433" w:history="1">
             <w:r>
               <w:rPr>
-                <w:rStyle w:val="Hiperligao"/>
+                <w:rStyle w:val="Hyperlink"/>
                 <w:noProof/>
               </w:rPr>
               <w:t>3.4.3</w:t>
@@ -2987,14 +2987,14 @@
             </w:r>
             <w:r>
               <w:rPr>
-                <w:rStyle w:val="Hiperligao"/>
+                <w:rStyle w:val="Hyperlink"/>
                 <w:noProof/>
               </w:rPr>
               <w:t>Sprint 3 (</w:t>
             </w:r>
             <w:r>
               <w:rPr>
-                <w:rStyle w:val="Hiperligao"/>
+                <w:rStyle w:val="Hyperlink"/>
                 <w:noProof/>
                 <w:highlight w:val="yellow"/>
               </w:rPr>
@@ -3002,7 +3002,7 @@
             </w:r>
             <w:r>
               <w:rPr>
-                <w:rStyle w:val="Hiperligao"/>
+                <w:rStyle w:val="Hyperlink"/>
                 <w:noProof/>
               </w:rPr>
               <w:t>)</w:t>
@@ -3059,7 +3059,7 @@
         </w:p>
         <w:p>
           <w:pPr>
-            <w:pStyle w:val="ndice2"/>
+            <w:pStyle w:val="TOC2"/>
             <w:tabs>
               <w:tab w:val="left" w:pos="522"/>
               <w:tab w:val="right" w:leader="dot" w:pos="9628"/>
@@ -3080,7 +3080,7 @@
           <w:hyperlink w:anchor="_Toc227748434" w:history="1">
             <w:r>
               <w:rPr>
-                <w:rStyle w:val="Hiperligao"/>
+                <w:rStyle w:val="Hyperlink"/>
                 <w:noProof/>
               </w:rPr>
               <w:t>3.5</w:t>
@@ -3102,7 +3102,7 @@
             </w:r>
             <w:r>
               <w:rPr>
-                <w:rStyle w:val="Hiperligao"/>
+                <w:rStyle w:val="Hyperlink"/>
                 <w:i/>
                 <w:iCs/>
                 <w:noProof/>
@@ -3111,7 +3111,7 @@
             </w:r>
             <w:r>
               <w:rPr>
-                <w:rStyle w:val="Hiperligao"/>
+                <w:rStyle w:val="Hyperlink"/>
                 <w:noProof/>
               </w:rPr>
               <w:t xml:space="preserve"> do Projeto</w:t>
@@ -3168,7 +3168,7 @@
         </w:p>
         <w:p>
           <w:pPr>
-            <w:pStyle w:val="ndice1"/>
+            <w:pStyle w:val="TOC1"/>
             <w:tabs>
               <w:tab w:val="left" w:pos="352"/>
               <w:tab w:val="right" w:leader="dot" w:pos="9628"/>
@@ -3190,7 +3190,7 @@
           <w:hyperlink w:anchor="_Toc227748435" w:history="1">
             <w:r>
               <w:rPr>
-                <w:rStyle w:val="Hiperligao"/>
+                <w:rStyle w:val="Hyperlink"/>
                 <w:noProof/>
               </w:rPr>
               <w:t>4</w:t>
@@ -3213,7 +3213,7 @@
             </w:r>
             <w:r>
               <w:rPr>
-                <w:rStyle w:val="Hiperligao"/>
+                <w:rStyle w:val="Hyperlink"/>
                 <w:noProof/>
               </w:rPr>
               <w:t>Conclusão</w:t>
@@ -3302,7 +3302,7 @@
     </w:p>
     <w:p>
       <w:pPr>
-        <w:pStyle w:val="Ttulo1"/>
+        <w:pStyle w:val="Heading1"/>
         <w:numPr>
           <w:ilvl w:val="0"/>
           <w:numId w:val="0"/>
@@ -3325,7 +3325,7 @@
     <w:p/>
     <w:p>
       <w:pPr>
-        <w:pStyle w:val="ndicedeilustraes"/>
+        <w:pStyle w:val="TableofFigures"/>
         <w:tabs>
           <w:tab w:val="right" w:leader="dot" w:pos="9628"/>
         </w:tabs>
@@ -3351,14 +3351,14 @@
       <w:hyperlink w:anchor="_Toc227746380" w:history="1">
         <w:r>
           <w:rPr>
-            <w:rStyle w:val="Hiperligao"/>
+            <w:rStyle w:val="Hyperlink"/>
             <w:noProof/>
           </w:rPr>
           <w:t xml:space="preserve">Figura 1 – Wireframe/Mockup do ecrã principal </w:t>
         </w:r>
         <w:r>
           <w:rPr>
-            <w:rStyle w:val="Hiperligao"/>
+            <w:rStyle w:val="Hyperlink"/>
             <w:noProof/>
             <w:highlight w:val="yellow"/>
           </w:rPr>
@@ -3416,7 +3416,7 @@
     </w:p>
     <w:p>
       <w:pPr>
-        <w:pStyle w:val="ndicedeilustraes"/>
+        <w:pStyle w:val="TableofFigures"/>
         <w:tabs>
           <w:tab w:val="right" w:leader="dot" w:pos="9628"/>
         </w:tabs>
@@ -3433,14 +3433,14 @@
       <w:hyperlink w:anchor="_Toc227746381" w:history="1">
         <w:r>
           <w:rPr>
-            <w:rStyle w:val="Hiperligao"/>
+            <w:rStyle w:val="Hyperlink"/>
             <w:noProof/>
           </w:rPr>
           <w:t xml:space="preserve">Figura 2 – Diagrama de classes </w:t>
         </w:r>
         <w:r>
           <w:rPr>
-            <w:rStyle w:val="Hiperligao"/>
+            <w:rStyle w:val="Hyperlink"/>
             <w:noProof/>
             <w:highlight w:val="yellow"/>
           </w:rPr>
@@ -3509,7 +3509,7 @@
     </w:p>
     <w:p>
       <w:pPr>
-        <w:pStyle w:val="Ttulo1"/>
+        <w:pStyle w:val="Heading1"/>
         <w:numPr>
           <w:ilvl w:val="0"/>
           <w:numId w:val="0"/>
@@ -3526,7 +3526,7 @@
     <w:p/>
     <w:p>
       <w:pPr>
-        <w:pStyle w:val="ndicedeilustraes"/>
+        <w:pStyle w:val="TableofFigures"/>
         <w:tabs>
           <w:tab w:val="right" w:leader="dot" w:pos="9628"/>
         </w:tabs>
@@ -3552,14 +3552,14 @@
       <w:hyperlink w:anchor="_Toc227746391" w:history="1">
         <w:r>
           <w:rPr>
-            <w:rStyle w:val="Hiperligao"/>
+            <w:rStyle w:val="Hyperlink"/>
             <w:noProof/>
           </w:rPr>
           <w:t xml:space="preserve">Tabela 1 – Descrição do </w:t>
         </w:r>
         <w:r>
           <w:rPr>
-            <w:rStyle w:val="Hiperligao"/>
+            <w:rStyle w:val="Hyperlink"/>
             <w:noProof/>
             <w:highlight w:val="yellow"/>
           </w:rPr>
@@ -3617,7 +3617,7 @@
     </w:p>
     <w:p>
       <w:pPr>
-        <w:pStyle w:val="ndicedeilustraes"/>
+        <w:pStyle w:val="TableofFigures"/>
         <w:tabs>
           <w:tab w:val="right" w:leader="dot" w:pos="9628"/>
         </w:tabs>
@@ -3634,14 +3634,14 @@
       <w:hyperlink w:anchor="_Toc227746392" w:history="1">
         <w:r>
           <w:rPr>
-            <w:rStyle w:val="Hiperligao"/>
+            <w:rStyle w:val="Hyperlink"/>
             <w:noProof/>
           </w:rPr>
           <w:t xml:space="preserve">Tabela 2 – Descrição do </w:t>
         </w:r>
         <w:r>
           <w:rPr>
-            <w:rStyle w:val="Hiperligao"/>
+            <w:rStyle w:val="Hyperlink"/>
             <w:noProof/>
             <w:highlight w:val="yellow"/>
           </w:rPr>
@@ -3699,7 +3699,7 @@
     </w:p>
     <w:p>
       <w:pPr>
-        <w:pStyle w:val="ndicedeilustraes"/>
+        <w:pStyle w:val="TableofFigures"/>
         <w:tabs>
           <w:tab w:val="right" w:leader="dot" w:pos="9628"/>
         </w:tabs>
@@ -3716,14 +3716,14 @@
       <w:hyperlink w:anchor="_Toc227746393" w:history="1">
         <w:r>
           <w:rPr>
-            <w:rStyle w:val="Hiperligao"/>
+            <w:rStyle w:val="Hyperlink"/>
             <w:noProof/>
           </w:rPr>
           <w:t xml:space="preserve">Tabela 3 – Descrição do </w:t>
         </w:r>
         <w:r>
           <w:rPr>
-            <w:rStyle w:val="Hiperligao"/>
+            <w:rStyle w:val="Hyperlink"/>
             <w:noProof/>
             <w:highlight w:val="yellow"/>
           </w:rPr>
@@ -3781,7 +3781,7 @@
     </w:p>
     <w:p>
       <w:pPr>
-        <w:pStyle w:val="ndicedeilustraes"/>
+        <w:pStyle w:val="TableofFigures"/>
         <w:tabs>
           <w:tab w:val="right" w:leader="dot" w:pos="9628"/>
         </w:tabs>
@@ -3798,7 +3798,7 @@
       <w:hyperlink w:anchor="_Toc227746394" w:history="1">
         <w:r>
           <w:rPr>
-            <w:rStyle w:val="Hiperligao"/>
+            <w:rStyle w:val="Hyperlink"/>
             <w:noProof/>
           </w:rPr>
           <w:t>Tabela 4 – Resumo das características dos Sistemas concorrenciais</w:t>
@@ -3855,7 +3855,7 @@
     </w:p>
     <w:p>
       <w:pPr>
-        <w:pStyle w:val="ndicedeilustraes"/>
+        <w:pStyle w:val="TableofFigures"/>
         <w:tabs>
           <w:tab w:val="right" w:leader="dot" w:pos="9628"/>
         </w:tabs>
@@ -3872,7 +3872,7 @@
       <w:hyperlink w:anchor="_Toc227746395" w:history="1">
         <w:r>
           <w:rPr>
-            <w:rStyle w:val="Hiperligao"/>
+            <w:rStyle w:val="Hyperlink"/>
             <w:noProof/>
           </w:rPr>
           <w:t>Tabela 5 – Identificação e funções dos Stakeholders e Scrum Team</w:t>
@@ -3939,7 +3939,7 @@
     </w:p>
     <w:p>
       <w:pPr>
-        <w:pStyle w:val="Ttulo1"/>
+        <w:pStyle w:val="Heading1"/>
       </w:pPr>
       <w:bookmarkStart w:id="2" w:name="_Toc227748415"/>
       <w:r>
@@ -3972,7 +3972,7 @@
     </w:p>
     <w:p>
       <w:pPr>
-        <w:pStyle w:val="PargrafodaLista"/>
+        <w:pStyle w:val="ListParagraph"/>
         <w:numPr>
           <w:ilvl w:val="0"/>
           <w:numId w:val="22"/>
@@ -3992,7 +3992,7 @@
     </w:p>
     <w:p>
       <w:pPr>
-        <w:pStyle w:val="PargrafodaLista"/>
+        <w:pStyle w:val="ListParagraph"/>
         <w:numPr>
           <w:ilvl w:val="0"/>
           <w:numId w:val="22"/>
@@ -4033,7 +4033,7 @@
     </w:p>
     <w:p>
       <w:pPr>
-        <w:pStyle w:val="PargrafodaLista"/>
+        <w:pStyle w:val="ListParagraph"/>
         <w:numPr>
           <w:ilvl w:val="0"/>
           <w:numId w:val="22"/>
@@ -4053,7 +4053,7 @@
     </w:p>
     <w:p>
       <w:pPr>
-        <w:pStyle w:val="PargrafodaLista"/>
+        <w:pStyle w:val="ListParagraph"/>
         <w:numPr>
           <w:ilvl w:val="0"/>
           <w:numId w:val="22"/>
@@ -4073,7 +4073,7 @@
     </w:p>
     <w:p>
       <w:pPr>
-        <w:pStyle w:val="PargrafodaLista"/>
+        <w:pStyle w:val="ListParagraph"/>
         <w:numPr>
           <w:ilvl w:val="0"/>
           <w:numId w:val="22"/>
@@ -4099,7 +4099,7 @@
     </w:p>
     <w:p>
       <w:pPr>
-        <w:pStyle w:val="Ttulo2"/>
+        <w:pStyle w:val="Heading2"/>
         <w:rPr>
           <w:noProof/>
         </w:rPr>
@@ -4184,7 +4184,7 @@
     <w:p/>
     <w:p>
       <w:pPr>
-        <w:pStyle w:val="Ttulo1"/>
+        <w:pStyle w:val="Heading1"/>
       </w:pPr>
       <w:bookmarkStart w:id="4" w:name="_Toc227748417"/>
       <w:r>
@@ -4336,7 +4336,7 @@
     <w:p/>
     <w:p>
       <w:pPr>
-        <w:pStyle w:val="Ttulo2"/>
+        <w:pStyle w:val="Heading2"/>
       </w:pPr>
       <w:bookmarkStart w:id="5" w:name="_Toc227748418"/>
       <w:r>
@@ -4373,7 +4373,7 @@
     <w:p/>
     <w:p>
       <w:pPr>
-        <w:pStyle w:val="Ttulo3"/>
+        <w:pStyle w:val="Heading3"/>
       </w:pPr>
       <w:bookmarkStart w:id="6" w:name="_Toc227748419"/>
       <w:r>
@@ -4394,7 +4394,7 @@
     </w:p>
     <w:p>
       <w:pPr>
-        <w:pStyle w:val="Legenda"/>
+        <w:pStyle w:val="Caption"/>
         <w:keepNext/>
         <w:jc w:val="center"/>
       </w:pPr>
@@ -4423,7 +4423,7 @@
     </w:p>
     <w:tbl>
       <w:tblPr>
-        <w:tblStyle w:val="TabeladeGrelha7Colorida-Destaque3"/>
+        <w:tblStyle w:val="GridTable7Colorful-Accent3"/>
         <w:tblW w:w="9639" w:type="dxa"/>
         <w:tblInd w:w="-5" w:type="dxa"/>
         <w:tblLook w:val="04A0" w:firstRow="1" w:lastRow="0" w:firstColumn="1" w:lastColumn="0" w:noHBand="0" w:noVBand="1"/>
@@ -4807,7 +4807,7 @@
     <w:p/>
     <w:p>
       <w:pPr>
-        <w:pStyle w:val="Ttulo3"/>
+        <w:pStyle w:val="Heading3"/>
       </w:pPr>
       <w:bookmarkStart w:id="8" w:name="_Toc227748420"/>
       <w:r>
@@ -4841,7 +4841,7 @@
     </w:p>
     <w:p>
       <w:pPr>
-        <w:pStyle w:val="Legenda"/>
+        <w:pStyle w:val="Caption"/>
         <w:keepNext/>
         <w:jc w:val="center"/>
       </w:pPr>
@@ -4870,7 +4870,7 @@
     </w:p>
     <w:tbl>
       <w:tblPr>
-        <w:tblStyle w:val="TabeladeGrelha7Colorida-Destaque3"/>
+        <w:tblStyle w:val="GridTable7Colorful-Accent3"/>
         <w:tblW w:w="9639" w:type="dxa"/>
         <w:tblInd w:w="-5" w:type="dxa"/>
         <w:tblLook w:val="04A0" w:firstRow="1" w:lastRow="0" w:firstColumn="1" w:lastColumn="0" w:noHBand="0" w:noVBand="1"/>
@@ -5246,7 +5246,7 @@
     <w:p/>
     <w:p>
       <w:pPr>
-        <w:pStyle w:val="Ttulo3"/>
+        <w:pStyle w:val="Heading3"/>
       </w:pPr>
       <w:bookmarkStart w:id="10" w:name="_Toc227748421"/>
       <w:r>
@@ -5279,7 +5279,7 @@
     </w:p>
     <w:p>
       <w:pPr>
-        <w:pStyle w:val="Legenda"/>
+        <w:pStyle w:val="Caption"/>
         <w:keepNext/>
         <w:jc w:val="center"/>
       </w:pPr>
@@ -5308,7 +5308,7 @@
     </w:p>
     <w:tbl>
       <w:tblPr>
-        <w:tblStyle w:val="TabeladeGrelha7Colorida-Destaque3"/>
+        <w:tblStyle w:val="GridTable7Colorful-Accent3"/>
         <w:tblW w:w="9639" w:type="dxa"/>
         <w:tblInd w:w="-5" w:type="dxa"/>
         <w:tblLook w:val="04A0" w:firstRow="1" w:lastRow="0" w:firstColumn="1" w:lastColumn="0" w:noHBand="0" w:noVBand="1"/>
@@ -5684,7 +5684,7 @@
     <w:p/>
     <w:p>
       <w:pPr>
-        <w:pStyle w:val="Ttulo3"/>
+        <w:pStyle w:val="Heading3"/>
       </w:pPr>
       <w:bookmarkStart w:id="12" w:name="_Toc227748422"/>
       <w:r>
@@ -5703,7 +5703,7 @@
     <w:p/>
     <w:p>
       <w:pPr>
-        <w:pStyle w:val="Legenda"/>
+        <w:pStyle w:val="Caption"/>
         <w:keepNext/>
         <w:jc w:val="center"/>
       </w:pPr>
@@ -5726,7 +5726,7 @@
     </w:p>
     <w:tbl>
       <w:tblPr>
-        <w:tblStyle w:val="TabeladeGrelha7Colorida-Destaque3"/>
+        <w:tblStyle w:val="GridTable7Colorful-Accent3"/>
         <w:tblW w:w="0" w:type="auto"/>
         <w:tblLook w:val="04A0" w:firstRow="1" w:lastRow="0" w:firstColumn="1" w:lastColumn="0" w:noHBand="0" w:noVBand="1"/>
       </w:tblPr>
@@ -6203,7 +6203,7 @@
     <w:p/>
     <w:p>
       <w:pPr>
-        <w:pStyle w:val="Ttulo3"/>
+        <w:pStyle w:val="Heading3"/>
       </w:pPr>
       <w:bookmarkStart w:id="14" w:name="_Toc227748423"/>
       <w:r>
@@ -6298,7 +6298,7 @@
     </w:p>
     <w:p>
       <w:pPr>
-        <w:pStyle w:val="PargrafodaLista"/>
+        <w:pStyle w:val="ListParagraph"/>
         <w:numPr>
           <w:ilvl w:val="0"/>
           <w:numId w:val="21"/>
@@ -6316,7 +6316,7 @@
     </w:p>
     <w:p>
       <w:pPr>
-        <w:pStyle w:val="PargrafodaLista"/>
+        <w:pStyle w:val="ListParagraph"/>
         <w:numPr>
           <w:ilvl w:val="0"/>
           <w:numId w:val="21"/>
@@ -6342,7 +6342,7 @@
     <w:p/>
     <w:p>
       <w:pPr>
-        <w:pStyle w:val="Ttulo2"/>
+        <w:pStyle w:val="Heading2"/>
       </w:pPr>
       <w:bookmarkStart w:id="15" w:name="_Toc227748424"/>
       <w:r>
@@ -6420,7 +6420,7 @@
     </w:p>
     <w:p>
       <w:pPr>
-        <w:pStyle w:val="Legenda"/>
+        <w:pStyle w:val="Caption"/>
         <w:jc w:val="center"/>
       </w:pPr>
       <w:bookmarkStart w:id="16" w:name="_Toc227746380"/>
@@ -6448,8 +6448,94 @@
     </w:p>
     <w:p/>
     <w:p>
-      <w:pPr>
-        <w:pStyle w:val="Ttulo2"/>
+      <w:r>
+        <w:lastRenderedPageBreak/>
+        <w:drawing>
+          <wp:inline distT="0" distB="0" distL="0" distR="0" wp14:anchorId="2FDB22AF" wp14:editId="180ACD55">
+            <wp:extent cx="2133600" cy="2160954"/>
+            <wp:effectExtent l="0" t="0" r="0" b="0"/>
+            <wp:docPr id="1500018702" name="Picture 1"/>
+            <wp:cNvGraphicFramePr>
+              <a:graphicFrameLocks xmlns:a="http://schemas.openxmlformats.org/drawingml/2006/main" noChangeAspect="1"/>
+            </wp:cNvGraphicFramePr>
+            <a:graphic xmlns:a="http://schemas.openxmlformats.org/drawingml/2006/main">
+              <a:graphicData uri="http://schemas.openxmlformats.org/drawingml/2006/picture">
+                <pic:pic xmlns:pic="http://schemas.openxmlformats.org/drawingml/2006/picture">
+                  <pic:nvPicPr>
+                    <pic:cNvPr id="1500018702" name=""/>
+                    <pic:cNvPicPr/>
+                  </pic:nvPicPr>
+                  <pic:blipFill>
+                    <a:blip r:embed="rId16"/>
+                    <a:stretch>
+                      <a:fillRect/>
+                    </a:stretch>
+                  </pic:blipFill>
+                  <pic:spPr>
+                    <a:xfrm>
+                      <a:off x="0" y="0"/>
+                      <a:ext cx="2144455" cy="2171948"/>
+                    </a:xfrm>
+                    <a:prstGeom prst="rect">
+                      <a:avLst/>
+                    </a:prstGeom>
+                  </pic:spPr>
+                </pic:pic>
+              </a:graphicData>
+            </a:graphic>
+          </wp:inline>
+        </w:drawing>
+      </w:r>
+      <w:r>
+        <w:rPr>
+          <w:noProof/>
+        </w:rPr>
+        <w:t xml:space="preserve"> </w:t>
+      </w:r>
+      <w:r>
+        <w:drawing>
+          <wp:inline distT="0" distB="0" distL="0" distR="0" wp14:anchorId="631BE37D" wp14:editId="1FC508E2">
+            <wp:extent cx="6120130" cy="4333240"/>
+            <wp:effectExtent l="0" t="0" r="0" b="0"/>
+            <wp:docPr id="526149174" name="Picture 1"/>
+            <wp:cNvGraphicFramePr>
+              <a:graphicFrameLocks xmlns:a="http://schemas.openxmlformats.org/drawingml/2006/main" noChangeAspect="1"/>
+            </wp:cNvGraphicFramePr>
+            <a:graphic xmlns:a="http://schemas.openxmlformats.org/drawingml/2006/main">
+              <a:graphicData uri="http://schemas.openxmlformats.org/drawingml/2006/picture">
+                <pic:pic xmlns:pic="http://schemas.openxmlformats.org/drawingml/2006/picture">
+                  <pic:nvPicPr>
+                    <pic:cNvPr id="526149174" name=""/>
+                    <pic:cNvPicPr/>
+                  </pic:nvPicPr>
+                  <pic:blipFill>
+                    <a:blip r:embed="rId17"/>
+                    <a:stretch>
+                      <a:fillRect/>
+                    </a:stretch>
+                  </pic:blipFill>
+                  <pic:spPr>
+                    <a:xfrm>
+                      <a:off x="0" y="0"/>
+                      <a:ext cx="6120130" cy="4333240"/>
+                    </a:xfrm>
+                    <a:prstGeom prst="rect">
+                      <a:avLst/>
+                    </a:prstGeom>
+                  </pic:spPr>
+                </pic:pic>
+              </a:graphicData>
+            </a:graphic>
+          </wp:inline>
+        </w:drawing>
+      </w:r>
+    </w:p>
+    <w:p/>
+    <w:p/>
+    <w:p/>
+    <w:p>
+      <w:pPr>
+        <w:pStyle w:val="Heading2"/>
       </w:pPr>
       <w:bookmarkStart w:id="17" w:name="_Toc102664379"/>
       <w:bookmarkStart w:id="18" w:name="_Toc227748425"/>
@@ -6505,7 +6591,7 @@
                     <pic:cNvPicPr/>
                   </pic:nvPicPr>
                   <pic:blipFill>
-                    <a:blip r:embed="rId16">
+                    <a:blip r:embed="rId18">
                       <a:extLst>
                         <a:ext uri="{28A0092B-C50C-407E-A947-70E740481C1C}">
                           <a14:useLocalDpi xmlns:a14="http://schemas.microsoft.com/office/drawing/2010/main" val="0"/>
@@ -6534,7 +6620,7 @@
     </w:p>
     <w:p>
       <w:pPr>
-        <w:pStyle w:val="Legenda"/>
+        <w:pStyle w:val="Caption"/>
         <w:jc w:val="center"/>
       </w:pPr>
       <w:bookmarkStart w:id="19" w:name="_Toc70951687"/>
@@ -6565,7 +6651,7 @@
     <w:p/>
     <w:p>
       <w:pPr>
-        <w:pStyle w:val="Ttulo1"/>
+        <w:pStyle w:val="Heading1"/>
       </w:pPr>
       <w:bookmarkStart w:id="21" w:name="_Toc227748426"/>
       <w:r>
@@ -6585,7 +6671,7 @@
     <w:p/>
     <w:p>
       <w:pPr>
-        <w:pStyle w:val="Ttulo2"/>
+        <w:pStyle w:val="Heading2"/>
       </w:pPr>
       <w:bookmarkStart w:id="22" w:name="_Toc227748427"/>
       <w:r>
@@ -6632,7 +6718,7 @@
     </w:p>
     <w:p>
       <w:pPr>
-        <w:pStyle w:val="PargrafodaLista"/>
+        <w:pStyle w:val="ListParagraph"/>
         <w:numPr>
           <w:ilvl w:val="0"/>
           <w:numId w:val="23"/>
@@ -6653,7 +6739,7 @@
     </w:p>
     <w:p>
       <w:pPr>
-        <w:pStyle w:val="PargrafodaLista"/>
+        <w:pStyle w:val="ListParagraph"/>
         <w:numPr>
           <w:ilvl w:val="0"/>
           <w:numId w:val="23"/>
@@ -6668,7 +6754,7 @@
     </w:p>
     <w:p>
       <w:pPr>
-        <w:pStyle w:val="PargrafodaLista"/>
+        <w:pStyle w:val="ListParagraph"/>
         <w:numPr>
           <w:ilvl w:val="0"/>
           <w:numId w:val="23"/>
@@ -6698,7 +6784,7 @@
     </w:p>
     <w:p>
       <w:pPr>
-        <w:pStyle w:val="PargrafodaLista"/>
+        <w:pStyle w:val="ListParagraph"/>
         <w:numPr>
           <w:ilvl w:val="0"/>
           <w:numId w:val="23"/>
@@ -6716,7 +6802,7 @@
     </w:p>
     <w:p>
       <w:pPr>
-        <w:pStyle w:val="PargrafodaLista"/>
+        <w:pStyle w:val="ListParagraph"/>
         <w:numPr>
           <w:ilvl w:val="0"/>
           <w:numId w:val="23"/>
@@ -6741,7 +6827,7 @@
     <w:p/>
     <w:p>
       <w:pPr>
-        <w:pStyle w:val="Ttulo2"/>
+        <w:pStyle w:val="Heading2"/>
       </w:pPr>
       <w:bookmarkStart w:id="23" w:name="_Toc227748428"/>
       <w:r>
@@ -6760,7 +6846,7 @@
     <w:p/>
     <w:p>
       <w:pPr>
-        <w:pStyle w:val="Legenda"/>
+        <w:pStyle w:val="Caption"/>
         <w:keepNext/>
         <w:jc w:val="center"/>
       </w:pPr>
@@ -6786,7 +6872,7 @@
     </w:p>
     <w:tbl>
       <w:tblPr>
-        <w:tblStyle w:val="TabeladeGrelha7Colorida-Destaque3"/>
+        <w:tblStyle w:val="GridTable7Colorful-Accent3"/>
         <w:tblW w:w="0" w:type="auto"/>
         <w:tblLook w:val="04A0" w:firstRow="1" w:lastRow="0" w:firstColumn="1" w:lastColumn="0" w:noHBand="0" w:noVBand="1"/>
       </w:tblPr>
@@ -6867,7 +6953,7 @@
           </w:tcPr>
           <w:p>
             <w:pPr>
-              <w:pStyle w:val="PargrafodaLista"/>
+              <w:pStyle w:val="ListParagraph"/>
               <w:numPr>
                 <w:ilvl w:val="0"/>
                 <w:numId w:val="4"/>
@@ -6882,7 +6968,7 @@
           </w:p>
           <w:p>
             <w:pPr>
-              <w:pStyle w:val="PargrafodaLista"/>
+              <w:pStyle w:val="ListParagraph"/>
               <w:numPr>
                 <w:ilvl w:val="0"/>
                 <w:numId w:val="4"/>
@@ -6926,7 +7012,7 @@
           </w:tcPr>
           <w:p>
             <w:pPr>
-              <w:pStyle w:val="PargrafodaLista"/>
+              <w:pStyle w:val="ListParagraph"/>
               <w:numPr>
                 <w:ilvl w:val="0"/>
                 <w:numId w:val="4"/>
@@ -6941,7 +7027,7 @@
           </w:p>
           <w:p>
             <w:pPr>
-              <w:pStyle w:val="PargrafodaLista"/>
+              <w:pStyle w:val="ListParagraph"/>
               <w:numPr>
                 <w:ilvl w:val="0"/>
                 <w:numId w:val="4"/>
@@ -6988,7 +7074,7 @@
           </w:tcPr>
           <w:p>
             <w:pPr>
-              <w:pStyle w:val="PargrafodaLista"/>
+              <w:pStyle w:val="ListParagraph"/>
               <w:numPr>
                 <w:ilvl w:val="0"/>
                 <w:numId w:val="4"/>
@@ -7003,7 +7089,7 @@
           </w:p>
           <w:p>
             <w:pPr>
-              <w:pStyle w:val="PargrafodaLista"/>
+              <w:pStyle w:val="ListParagraph"/>
               <w:numPr>
                 <w:ilvl w:val="0"/>
                 <w:numId w:val="4"/>
@@ -7047,7 +7133,7 @@
           </w:tcPr>
           <w:p>
             <w:pPr>
-              <w:pStyle w:val="PargrafodaLista"/>
+              <w:pStyle w:val="ListParagraph"/>
               <w:numPr>
                 <w:ilvl w:val="0"/>
                 <w:numId w:val="4"/>
@@ -7062,7 +7148,7 @@
           </w:p>
           <w:p>
             <w:pPr>
-              <w:pStyle w:val="PargrafodaLista"/>
+              <w:pStyle w:val="ListParagraph"/>
               <w:numPr>
                 <w:ilvl w:val="0"/>
                 <w:numId w:val="4"/>
@@ -7082,7 +7168,7 @@
     <w:p/>
     <w:p>
       <w:pPr>
-        <w:pStyle w:val="Ttulo2"/>
+        <w:pStyle w:val="Heading2"/>
       </w:pPr>
       <w:bookmarkStart w:id="25" w:name="_Toc227748429"/>
       <w:r>
@@ -7285,7 +7371,7 @@
     <w:p/>
     <w:tbl>
       <w:tblPr>
-        <w:tblStyle w:val="TabeladeGrelha2-Destaque3"/>
+        <w:tblStyle w:val="GridTable2-Accent3"/>
         <w:tblW w:w="9639" w:type="dxa"/>
         <w:tblLook w:val="04A0" w:firstRow="1" w:lastRow="0" w:firstColumn="1" w:lastColumn="0" w:noHBand="0" w:noVBand="1"/>
       </w:tblPr>
@@ -7361,9 +7447,8 @@
               <w:rPr>
                 <w:b w:val="0"/>
                 <w:bCs w:val="0"/>
-                <w:highlight w:val="yellow"/>
-              </w:rPr>
-              <w:t>Efetuar lançamento de dados</w:t>
+              </w:rPr>
+              <w:t>Efetuar o Login</w:t>
             </w:r>
           </w:p>
         </w:tc>
@@ -7409,9 +7494,29 @@
               <w:rPr>
                 <w:b w:val="0"/>
                 <w:bCs w:val="0"/>
-                <w:highlight w:val="yellow"/>
-              </w:rPr>
-              <w:t>Como jogador quero ser capaz de lançar os dados de forma a poder fazer a jogada</w:t>
+              </w:rPr>
+              <w:t xml:space="preserve">Como utilizador </w:t>
+            </w:r>
+            <w:r>
+              <w:rPr>
+                <w:b w:val="0"/>
+                <w:bCs w:val="0"/>
+              </w:rPr>
+              <w:t xml:space="preserve">quero poder inserir o nome de utilizador </w:t>
+            </w:r>
+            <w:r>
+              <w:rPr>
+                <w:b w:val="0"/>
+                <w:bCs w:val="0"/>
+              </w:rPr>
+              <w:t xml:space="preserve">e a palavra passe para </w:t>
+            </w:r>
+            <w:r>
+              <w:rPr>
+                <w:b w:val="0"/>
+                <w:bCs w:val="0"/>
+              </w:rPr>
+              <w:t>autenticar-me no sistema.</w:t>
             </w:r>
           </w:p>
           <w:p>
@@ -7424,7 +7529,7 @@
           </w:p>
           <w:p>
             <w:pPr>
-              <w:pStyle w:val="PargrafodaLista"/>
+              <w:pStyle w:val="ListParagraph"/>
               <w:numPr>
                 <w:ilvl w:val="0"/>
                 <w:numId w:val="5"/>
@@ -7434,21 +7539,19 @@
               <w:rPr>
                 <w:b w:val="0"/>
                 <w:bCs w:val="0"/>
-                <w:highlight w:val="yellow"/>
-              </w:rPr>
-            </w:pPr>
-            <w:r>
-              <w:rPr>
-                <w:b w:val="0"/>
-                <w:bCs w:val="0"/>
-                <w:highlight w:val="yellow"/>
-              </w:rPr>
-              <w:t>Só é possível efetuar uma jogada de cada vez</w:t>
-            </w:r>
-          </w:p>
-          <w:p>
-            <w:pPr>
-              <w:pStyle w:val="PargrafodaLista"/>
+              </w:rPr>
+            </w:pPr>
+            <w:r>
+              <w:rPr>
+                <w:b w:val="0"/>
+                <w:bCs w:val="0"/>
+              </w:rPr>
+              <w:t>Nome de ultilizador e a palavra passe têm de estar registados na base de dados.</w:t>
+            </w:r>
+          </w:p>
+          <w:p>
+            <w:pPr>
+              <w:pStyle w:val="ListParagraph"/>
               <w:numPr>
                 <w:ilvl w:val="0"/>
                 <w:numId w:val="5"/>
@@ -7464,110 +7567,34 @@
               <w:rPr>
                 <w:b w:val="0"/>
                 <w:bCs w:val="0"/>
-                <w:highlight w:val="yellow"/>
-              </w:rPr>
-              <w:t>As faces dos dados têm de ser visíveis após o lançamento</w:t>
-            </w:r>
-          </w:p>
-        </w:tc>
-      </w:tr>
-      <w:tr>
-        <w:trPr>
-          <w:cnfStyle w:val="000000100000" w:firstRow="0" w:lastRow="0" w:firstColumn="0" w:lastColumn="0" w:oddVBand="0" w:evenVBand="0" w:oddHBand="1" w:evenHBand="0" w:firstRowFirstColumn="0" w:firstRowLastColumn="0" w:lastRowFirstColumn="0" w:lastRowLastColumn="0"/>
-        </w:trPr>
-        <w:tc>
-          <w:tcPr>
-            <w:cnfStyle w:val="001000000000" w:firstRow="0" w:lastRow="0" w:firstColumn="1" w:lastColumn="0" w:oddVBand="0" w:evenVBand="0" w:oddHBand="0" w:evenHBand="0" w:firstRowFirstColumn="0" w:firstRowLastColumn="0" w:lastRowFirstColumn="0" w:lastRowLastColumn="0"/>
-            <w:tcW w:w="8647" w:type="dxa"/>
-          </w:tcPr>
-          <w:p>
-            <w:pPr>
-              <w:rPr>
-                <w:b w:val="0"/>
-                <w:bCs w:val="0"/>
-              </w:rPr>
-            </w:pPr>
-            <w:r>
-              <w:t>Título</w:t>
-            </w:r>
-            <w:r>
-              <w:t xml:space="preserve">: </w:t>
-            </w:r>
-            <w:r>
-              <w:rPr>
-                <w:b w:val="0"/>
-                <w:bCs w:val="0"/>
-              </w:rPr>
-              <w:t xml:space="preserve">US2 – </w:t>
-            </w:r>
-            <w:r>
-              <w:rPr>
-                <w:b w:val="0"/>
-                <w:bCs w:val="0"/>
-                <w:highlight w:val="yellow"/>
-              </w:rPr>
-              <w:t>Adicionar cliente</w:t>
-            </w:r>
-          </w:p>
-        </w:tc>
-        <w:tc>
-          <w:tcPr>
-            <w:tcW w:w="992" w:type="dxa"/>
-          </w:tcPr>
-          <w:p>
-            <w:pPr>
-              <w:cnfStyle w:val="000000100000" w:firstRow="0" w:lastRow="0" w:firstColumn="0" w:lastColumn="0" w:oddVBand="0" w:evenVBand="0" w:oddHBand="1" w:evenHBand="0" w:firstRowFirstColumn="0" w:firstRowLastColumn="0" w:lastRowFirstColumn="0" w:lastRowLastColumn="0"/>
-            </w:pPr>
-            <w:r>
-              <w:rPr>
-                <w:b/>
-                <w:bCs/>
-              </w:rPr>
-              <w:t>SP</w:t>
-            </w:r>
-            <w:r>
-              <w:t>: 5</w:t>
-            </w:r>
-          </w:p>
-        </w:tc>
-      </w:tr>
-      <w:tr>
-        <w:tc>
-          <w:tcPr>
-            <w:cnfStyle w:val="001000000000" w:firstRow="0" w:lastRow="0" w:firstColumn="1" w:lastColumn="0" w:oddVBand="0" w:evenVBand="0" w:oddHBand="0" w:evenHBand="0" w:firstRowFirstColumn="0" w:firstRowLastColumn="0" w:lastRowFirstColumn="0" w:lastRowLastColumn="0"/>
-            <w:tcW w:w="9639" w:type="dxa"/>
-            <w:gridSpan w:val="2"/>
-          </w:tcPr>
-          <w:p>
-            <w:pPr>
-              <w:rPr>
-                <w:b w:val="0"/>
-                <w:bCs w:val="0"/>
-              </w:rPr>
-            </w:pPr>
-            <w:r>
-              <w:t xml:space="preserve">Descrição: </w:t>
-            </w:r>
-            <w:r>
-              <w:rPr>
-                <w:b w:val="0"/>
-                <w:bCs w:val="0"/>
-                <w:highlight w:val="yellow"/>
-              </w:rPr>
-              <w:t>Como utilizador quero poder adicionar um cliente de modo a ficar registado</w:t>
-            </w:r>
-          </w:p>
-          <w:p>
-            <w:r>
-              <w:t>Critérios de Aceitação</w:t>
-            </w:r>
-            <w:r>
-              <w:t>:</w:t>
-            </w:r>
-          </w:p>
-          <w:p>
-            <w:pPr>
-              <w:pStyle w:val="PargrafodaLista"/>
+              </w:rPr>
+              <w:t>O campo de palavra-passe deve ocultar os caratere</w:t>
+            </w:r>
+            <w:r>
+              <w:rPr>
+                <w:b w:val="0"/>
+                <w:bCs w:val="0"/>
+              </w:rPr>
+              <w:t>s inseridos</w:t>
+            </w:r>
+            <w:r>
+              <w:rPr>
+                <w:b w:val="0"/>
+                <w:bCs w:val="0"/>
+              </w:rPr>
+              <w:t xml:space="preserve"> por segurança</w:t>
+            </w:r>
+            <w:r>
+              <w:rPr>
+                <w:b w:val="0"/>
+                <w:bCs w:val="0"/>
+              </w:rPr>
+              <w:t>.</w:t>
+            </w:r>
+          </w:p>
+          <w:p>
+            <w:pPr>
+              <w:pStyle w:val="ListParagraph"/>
               <w:numPr>
                 <w:ilvl w:val="0"/>
                 <w:numId w:val="5"/>
@@ -7577,21 +7604,134 @@
               <w:rPr>
                 <w:b w:val="0"/>
                 <w:bCs w:val="0"/>
-                <w:highlight w:val="yellow"/>
-              </w:rPr>
-            </w:pPr>
-            <w:r>
-              <w:rPr>
-                <w:b w:val="0"/>
-                <w:bCs w:val="0"/>
-                <w:highlight w:val="yellow"/>
-              </w:rPr>
-              <w:t>Os campos nome, morada, contato e NIF têm de ser obrigatoriamente preenchidos</w:t>
-            </w:r>
-          </w:p>
-          <w:p>
-            <w:pPr>
-              <w:pStyle w:val="PargrafodaLista"/>
+              </w:rPr>
+            </w:pPr>
+            <w:r>
+              <w:rPr>
+                <w:b w:val="0"/>
+                <w:bCs w:val="0"/>
+              </w:rPr>
+              <w:t xml:space="preserve">Ao ser autenticado </w:t>
+            </w:r>
+            <w:r>
+              <w:rPr>
+                <w:b w:val="0"/>
+                <w:bCs w:val="0"/>
+              </w:rPr>
+              <w:t>o utilizador será redirecionado para a página principal.</w:t>
+            </w:r>
+          </w:p>
+        </w:tc>
+      </w:tr>
+      <w:tr>
+        <w:trPr>
+          <w:cnfStyle w:val="000000100000" w:firstRow="0" w:lastRow="0" w:firstColumn="0" w:lastColumn="0" w:oddVBand="0" w:evenVBand="0" w:oddHBand="1" w:evenHBand="0" w:firstRowFirstColumn="0" w:firstRowLastColumn="0" w:lastRowFirstColumn="0" w:lastRowLastColumn="0"/>
+        </w:trPr>
+        <w:tc>
+          <w:tcPr>
+            <w:cnfStyle w:val="001000000000" w:firstRow="0" w:lastRow="0" w:firstColumn="1" w:lastColumn="0" w:oddVBand="0" w:evenVBand="0" w:oddHBand="0" w:evenHBand="0" w:firstRowFirstColumn="0" w:firstRowLastColumn="0" w:lastRowFirstColumn="0" w:lastRowLastColumn="0"/>
+            <w:tcW w:w="8647" w:type="dxa"/>
+          </w:tcPr>
+          <w:p>
+            <w:pPr>
+              <w:rPr>
+                <w:b w:val="0"/>
+                <w:bCs w:val="0"/>
+              </w:rPr>
+            </w:pPr>
+            <w:r>
+              <w:t>Título</w:t>
+            </w:r>
+            <w:r>
+              <w:t xml:space="preserve">: </w:t>
+            </w:r>
+            <w:r>
+              <w:rPr>
+                <w:b w:val="0"/>
+                <w:bCs w:val="0"/>
+              </w:rPr>
+              <w:t xml:space="preserve">US2 – </w:t>
+            </w:r>
+            <w:r>
+              <w:rPr>
+                <w:b w:val="0"/>
+                <w:bCs w:val="0"/>
+              </w:rPr>
+              <w:t>Criar Utilizador</w:t>
+            </w:r>
+          </w:p>
+        </w:tc>
+        <w:tc>
+          <w:tcPr>
+            <w:tcW w:w="992" w:type="dxa"/>
+          </w:tcPr>
+          <w:p>
+            <w:pPr>
+              <w:cnfStyle w:val="000000100000" w:firstRow="0" w:lastRow="0" w:firstColumn="0" w:lastColumn="0" w:oddVBand="0" w:evenVBand="0" w:oddHBand="1" w:evenHBand="0" w:firstRowFirstColumn="0" w:firstRowLastColumn="0" w:lastRowFirstColumn="0" w:lastRowLastColumn="0"/>
+            </w:pPr>
+            <w:r>
+              <w:rPr>
+                <w:b/>
+                <w:bCs/>
+              </w:rPr>
+              <w:t>SP</w:t>
+            </w:r>
+            <w:r>
+              <w:t>: 5</w:t>
+            </w:r>
+          </w:p>
+        </w:tc>
+      </w:tr>
+      <w:tr>
+        <w:tc>
+          <w:tcPr>
+            <w:cnfStyle w:val="001000000000" w:firstRow="0" w:lastRow="0" w:firstColumn="1" w:lastColumn="0" w:oddVBand="0" w:evenVBand="0" w:oddHBand="0" w:evenHBand="0" w:firstRowFirstColumn="0" w:firstRowLastColumn="0" w:lastRowFirstColumn="0" w:lastRowLastColumn="0"/>
+            <w:tcW w:w="9639" w:type="dxa"/>
+            <w:gridSpan w:val="2"/>
+          </w:tcPr>
+          <w:p>
+            <w:pPr>
+              <w:rPr>
+                <w:b w:val="0"/>
+                <w:bCs w:val="0"/>
+              </w:rPr>
+            </w:pPr>
+            <w:r>
+              <w:t xml:space="preserve">Descrição: </w:t>
+            </w:r>
+            <w:r>
+              <w:rPr>
+                <w:b w:val="0"/>
+                <w:bCs w:val="0"/>
+              </w:rPr>
+              <w:t>Como utilizador quero poder registar-me com</w:t>
+            </w:r>
+            <w:r>
+              <w:rPr>
+                <w:b w:val="0"/>
+                <w:bCs w:val="0"/>
+              </w:rPr>
+              <w:t xml:space="preserve"> o meu username </w:t>
+            </w:r>
+            <w:r>
+              <w:rPr>
+                <w:b w:val="0"/>
+                <w:bCs w:val="0"/>
+              </w:rPr>
+              <w:t>e palavra passe para poder entrar no sistema.</w:t>
+            </w:r>
+          </w:p>
+          <w:p>
+            <w:r>
+              <w:t>Critérios de Aceitação</w:t>
+            </w:r>
+            <w:r>
+              <w:t>:</w:t>
+            </w:r>
+          </w:p>
+          <w:p>
+            <w:pPr>
+              <w:pStyle w:val="ListParagraph"/>
               <w:numPr>
                 <w:ilvl w:val="0"/>
                 <w:numId w:val="5"/>
@@ -7607,9 +7747,51 @@
               <w:rPr>
                 <w:b w:val="0"/>
                 <w:bCs w:val="0"/>
-                <w:highlight w:val="yellow"/>
-              </w:rPr>
-              <w:t>Não pode haver um cliente com o mesmo NIF</w:t>
+              </w:rPr>
+              <w:t>Não pode haver usernames repetidos</w:t>
+            </w:r>
+            <w:r>
+              <w:rPr>
+                <w:b w:val="0"/>
+                <w:bCs w:val="0"/>
+              </w:rPr>
+              <w:t>.</w:t>
+            </w:r>
+          </w:p>
+          <w:p>
+            <w:pPr>
+              <w:pStyle w:val="ListParagraph"/>
+              <w:numPr>
+                <w:ilvl w:val="0"/>
+                <w:numId w:val="5"/>
+              </w:numPr>
+              <w:ind w:left="527" w:hanging="357"/>
+              <w:contextualSpacing w:val="0"/>
+              <w:rPr>
+                <w:b w:val="0"/>
+                <w:bCs w:val="0"/>
+              </w:rPr>
+            </w:pPr>
+            <w:r>
+              <w:rPr>
+                <w:b w:val="0"/>
+                <w:bCs w:val="0"/>
+              </w:rPr>
+              <w:t xml:space="preserve">A palavra-passe tem de ter no mínimo </w:t>
+            </w:r>
+            <w:r>
+              <w:rPr>
+                <w:b w:val="0"/>
+                <w:bCs w:val="0"/>
+              </w:rPr>
+              <w:t>8 caracteres</w:t>
+            </w:r>
+            <w:r>
+              <w:rPr>
+                <w:b w:val="0"/>
+                <w:bCs w:val="0"/>
+              </w:rPr>
+              <w:t>.</w:t>
             </w:r>
           </w:p>
         </w:tc>
@@ -7643,6 +7825,13 @@
               </w:rPr>
               <w:t xml:space="preserve">US – </w:t>
             </w:r>
+            <w:r>
+              <w:rPr>
+                <w:b w:val="0"/>
+                <w:bCs w:val="0"/>
+              </w:rPr>
+              <w:t>Recuperar Palavra-passe</w:t>
+            </w:r>
           </w:p>
         </w:tc>
         <w:tc>
@@ -7675,6 +7864,7 @@
           </w:tcPr>
           <w:p>
             <w:pPr>
+              <w:jc w:val="left"/>
               <w:rPr>
                 <w:b w:val="0"/>
                 <w:bCs w:val="0"/>
@@ -7683,8 +7873,28 @@
             <w:r>
               <w:t>Descrição:</w:t>
             </w:r>
-          </w:p>
-          <w:p>
+            <w:r>
+              <w:t xml:space="preserve"> </w:t>
+            </w:r>
+            <w:r>
+              <w:rPr>
+                <w:b w:val="0"/>
+                <w:bCs w:val="0"/>
+              </w:rPr>
+              <w:t>Como utilizador quero poder carrregar no botão para poder resetar a minha palavra</w:t>
+            </w:r>
+            <w:r>
+              <w:rPr>
+                <w:b w:val="0"/>
+                <w:bCs w:val="0"/>
+              </w:rPr>
+              <w:t>-passe.</w:t>
+            </w:r>
+          </w:p>
+          <w:p>
+            <w:pPr>
+              <w:jc w:val="left"/>
+            </w:pPr>
             <w:r>
               <w:t>Critérios de Aceitação</w:t>
             </w:r>
@@ -7694,13 +7904,95 @@
           </w:p>
           <w:p>
             <w:pPr>
-              <w:pStyle w:val="PargrafodaLista"/>
+              <w:pStyle w:val="ListParagraph"/>
               <w:numPr>
                 <w:ilvl w:val="0"/>
                 <w:numId w:val="7"/>
               </w:numPr>
               <w:contextualSpacing w:val="0"/>
-            </w:pPr>
+              <w:jc w:val="left"/>
+            </w:pPr>
+            <w:r>
+              <w:rPr>
+                <w:b w:val="0"/>
+                <w:bCs w:val="0"/>
+              </w:rPr>
+              <w:t>Ao clicar</w:t>
+            </w:r>
+            <w:r>
+              <w:rPr>
+                <w:b w:val="0"/>
+                <w:bCs w:val="0"/>
+              </w:rPr>
+              <w:t xml:space="preserve"> no botão</w:t>
+            </w:r>
+            <w:r>
+              <w:rPr>
+                <w:b w:val="0"/>
+                <w:bCs w:val="0"/>
+              </w:rPr>
+              <w:t xml:space="preserve"> o sistema abre uma </w:t>
+            </w:r>
+            <w:r>
+              <w:rPr>
+                <w:b w:val="0"/>
+                <w:bCs w:val="0"/>
+              </w:rPr>
+              <w:t>janela nova para inserir o e-mail para se pode</w:t>
+            </w:r>
+            <w:r>
+              <w:rPr>
+                <w:b w:val="0"/>
+                <w:bCs w:val="0"/>
+              </w:rPr>
+              <w:t>r redifinir uma nova palav</w:t>
+            </w:r>
+            <w:r>
+              <w:rPr>
+                <w:b w:val="0"/>
+                <w:bCs w:val="0"/>
+              </w:rPr>
+              <w:t>r</w:t>
+            </w:r>
+            <w:r>
+              <w:rPr>
+                <w:b w:val="0"/>
+                <w:bCs w:val="0"/>
+              </w:rPr>
+              <w:t>a-passe.</w:t>
+            </w:r>
+          </w:p>
+          <w:p>
+            <w:pPr>
+              <w:pStyle w:val="ListParagraph"/>
+              <w:numPr>
+                <w:ilvl w:val="0"/>
+                <w:numId w:val="7"/>
+              </w:numPr>
+              <w:contextualSpacing w:val="0"/>
+              <w:jc w:val="left"/>
+            </w:pPr>
+            <w:r>
+              <w:rPr>
+                <w:b w:val="0"/>
+                <w:bCs w:val="0"/>
+              </w:rPr>
+              <w:t xml:space="preserve">O sistema envia um e-mail </w:t>
+            </w:r>
+            <w:r>
+              <w:rPr>
+                <w:b w:val="0"/>
+                <w:bCs w:val="0"/>
+              </w:rPr>
+              <w:t>com as instruções e com um link seguro</w:t>
+            </w:r>
+            <w:r>
+              <w:rPr>
+                <w:b w:val="0"/>
+                <w:bCs w:val="0"/>
+              </w:rPr>
+              <w:t xml:space="preserve"> para o e-mail introduzido.</w:t>
+            </w:r>
           </w:p>
         </w:tc>
       </w:tr>
@@ -7733,6 +8025,34 @@
               </w:rPr>
               <w:t>US</w:t>
             </w:r>
+            <w:r>
+              <w:rPr>
+                <w:b w:val="0"/>
+                <w:bCs w:val="0"/>
+              </w:rPr>
+              <w:t xml:space="preserve"> </w:t>
+            </w:r>
+            <w:r>
+              <w:rPr>
+                <w:b w:val="0"/>
+                <w:bCs w:val="0"/>
+              </w:rPr>
+              <w:t>–</w:t>
+            </w:r>
+            <w:r>
+              <w:rPr>
+                <w:b w:val="0"/>
+                <w:bCs w:val="0"/>
+              </w:rPr>
+              <w:t xml:space="preserve"> </w:t>
+            </w:r>
+            <w:r>
+              <w:rPr>
+                <w:b w:val="0"/>
+                <w:bCs w:val="0"/>
+              </w:rPr>
+              <w:t>Nova Compra / Planear</w:t>
+            </w:r>
           </w:p>
         </w:tc>
         <w:tc>
@@ -7780,6 +8100,23 @@
             <w:r>
               <w:t>Descrição:</w:t>
             </w:r>
+            <w:r>
+              <w:t xml:space="preserve"> </w:t>
+            </w:r>
+            <w:r>
+              <w:rPr>
+                <w:b w:val="0"/>
+                <w:bCs w:val="0"/>
+              </w:rPr>
+              <w:t xml:space="preserve">Como utilizador quero carregar no botão </w:t>
+            </w:r>
+            <w:r>
+              <w:rPr>
+                <w:b w:val="0"/>
+                <w:bCs w:val="0"/>
+              </w:rPr>
+              <w:t>para poder efetuar uma nova compra.</w:t>
+            </w:r>
           </w:p>
           <w:p>
             <w:r>
@@ -7791,13 +8128,20 @@
           </w:p>
           <w:p>
             <w:pPr>
-              <w:pStyle w:val="PargrafodaLista"/>
+              <w:pStyle w:val="ListParagraph"/>
               <w:numPr>
                 <w:ilvl w:val="0"/>
                 <w:numId w:val="6"/>
               </w:numPr>
               <w:contextualSpacing w:val="0"/>
             </w:pPr>
+            <w:r>
+              <w:rPr>
+                <w:b w:val="0"/>
+                <w:bCs w:val="0"/>
+              </w:rPr>
+              <w:t>Ao clicar redireciona para a página nova compra.</w:t>
+            </w:r>
           </w:p>
         </w:tc>
       </w:tr>
@@ -7830,6 +8174,13 @@
               </w:rPr>
               <w:t>US</w:t>
             </w:r>
+            <w:r>
+              <w:rPr>
+                <w:b w:val="0"/>
+                <w:bCs w:val="0"/>
+              </w:rPr>
+              <w:t xml:space="preserve"> – Aceder ao Modo Compra</w:t>
+            </w:r>
           </w:p>
         </w:tc>
         <w:tc>
@@ -7870,6 +8221,9 @@
             <w:r>
               <w:t>Descrição:</w:t>
             </w:r>
+            <w:r>
+              <w:t xml:space="preserve"> </w:t>
+            </w:r>
           </w:p>
           <w:p>
             <w:r>
@@ -7881,7 +8235,7 @@
           </w:p>
           <w:p>
             <w:pPr>
-              <w:pStyle w:val="PargrafodaLista"/>
+              <w:pStyle w:val="ListParagraph"/>
               <w:numPr>
                 <w:ilvl w:val="0"/>
                 <w:numId w:val="6"/>
@@ -7956,6 +8310,7 @@
           </w:p>
           <w:p>
             <w:r>
+              <w:lastRenderedPageBreak/>
               <w:t>Critérios de Aceitação</w:t>
             </w:r>
             <w:r>
@@ -7964,7 +8319,7 @@
           </w:p>
           <w:p>
             <w:pPr>
-              <w:pStyle w:val="PargrafodaLista"/>
+              <w:pStyle w:val="ListParagraph"/>
               <w:numPr>
                 <w:ilvl w:val="0"/>
                 <w:numId w:val="6"/>
@@ -8029,7 +8384,7 @@
     <w:p/>
     <w:p>
       <w:pPr>
-        <w:pStyle w:val="Ttulo2"/>
+        <w:pStyle w:val="Heading2"/>
       </w:pPr>
       <w:bookmarkStart w:id="26" w:name="_Toc227748430"/>
       <w:r>
@@ -8058,7 +8413,7 @@
     </w:p>
     <w:p>
       <w:pPr>
-        <w:pStyle w:val="PargrafodaLista"/>
+        <w:pStyle w:val="ListParagraph"/>
         <w:numPr>
           <w:ilvl w:val="0"/>
           <w:numId w:val="6"/>
@@ -8076,7 +8431,7 @@
     </w:p>
     <w:p>
       <w:pPr>
-        <w:pStyle w:val="PargrafodaLista"/>
+        <w:pStyle w:val="ListParagraph"/>
         <w:numPr>
           <w:ilvl w:val="0"/>
           <w:numId w:val="6"/>
@@ -8094,7 +8449,7 @@
     </w:p>
     <w:p>
       <w:pPr>
-        <w:pStyle w:val="PargrafodaLista"/>
+        <w:pStyle w:val="ListParagraph"/>
         <w:numPr>
           <w:ilvl w:val="0"/>
           <w:numId w:val="6"/>
@@ -8112,7 +8467,7 @@
     </w:p>
     <w:p>
       <w:pPr>
-        <w:pStyle w:val="PargrafodaLista"/>
+        <w:pStyle w:val="ListParagraph"/>
         <w:numPr>
           <w:ilvl w:val="0"/>
           <w:numId w:val="6"/>
@@ -8130,7 +8485,7 @@
     </w:p>
     <w:p>
       <w:pPr>
-        <w:pStyle w:val="PargrafodaLista"/>
+        <w:pStyle w:val="ListParagraph"/>
         <w:numPr>
           <w:ilvl w:val="0"/>
           <w:numId w:val="6"/>
@@ -8169,7 +8524,7 @@
     <w:p/>
     <w:p>
       <w:pPr>
-        <w:pStyle w:val="Ttulo3"/>
+        <w:pStyle w:val="Heading3"/>
       </w:pPr>
       <w:bookmarkStart w:id="27" w:name="_Toc227748431"/>
       <w:r>
@@ -8220,7 +8575,7 @@
     </w:p>
     <w:p>
       <w:pPr>
-        <w:pStyle w:val="Ttulo4"/>
+        <w:pStyle w:val="Heading4"/>
       </w:pPr>
       <w:r>
         <w:t>Sprint Planning</w:t>
@@ -8229,7 +8584,7 @@
     <w:p/>
     <w:tbl>
       <w:tblPr>
-        <w:tblStyle w:val="TabeladeGrelha2-Destaque3"/>
+        <w:tblStyle w:val="GridTable2-Accent3"/>
         <w:tblW w:w="9856" w:type="dxa"/>
         <w:tblLook w:val="04A0" w:firstRow="1" w:lastRow="0" w:firstColumn="1" w:lastColumn="0" w:noHBand="0" w:noVBand="1"/>
       </w:tblPr>
@@ -8370,7 +8725,7 @@
                           <pic:cNvPicPr/>
                         </pic:nvPicPr>
                         <pic:blipFill>
-                          <a:blip r:embed="rId17"/>
+                          <a:blip r:embed="rId19"/>
                           <a:stretch>
                             <a:fillRect/>
                           </a:stretch>
@@ -8397,7 +8752,7 @@
     <w:p/>
     <w:p>
       <w:pPr>
-        <w:pStyle w:val="Ttulo4"/>
+        <w:pStyle w:val="Heading4"/>
       </w:pPr>
       <w:r>
         <w:t>Daily Meetings</w:t>
@@ -8409,7 +8764,7 @@
     <w:p/>
     <w:tbl>
       <w:tblPr>
-        <w:tblStyle w:val="TabeladeGrelha2-Destaque3"/>
+        <w:tblStyle w:val="GridTable2-Accent3"/>
         <w:tblW w:w="9856" w:type="dxa"/>
         <w:tblLook w:val="04A0" w:firstRow="1" w:lastRow="0" w:firstColumn="1" w:lastColumn="0" w:noHBand="0" w:noVBand="1"/>
       </w:tblPr>
@@ -8521,12 +8876,13 @@
               </w:rPr>
             </w:pPr>
             <w:r>
+              <w:lastRenderedPageBreak/>
               <w:t>Gustavo</w:t>
             </w:r>
           </w:p>
           <w:p>
             <w:pPr>
-              <w:pStyle w:val="PargrafodaLista"/>
+              <w:pStyle w:val="ListParagraph"/>
               <w:numPr>
                 <w:ilvl w:val="0"/>
                 <w:numId w:val="12"/>
@@ -8556,7 +8912,7 @@
           </w:p>
           <w:p>
             <w:pPr>
-              <w:pStyle w:val="PargrafodaLista"/>
+              <w:pStyle w:val="ListParagraph"/>
               <w:numPr>
                 <w:ilvl w:val="1"/>
                 <w:numId w:val="12"/>
@@ -8578,7 +8934,7 @@
           </w:p>
           <w:p>
             <w:pPr>
-              <w:pStyle w:val="PargrafodaLista"/>
+              <w:pStyle w:val="ListParagraph"/>
               <w:numPr>
                 <w:ilvl w:val="0"/>
                 <w:numId w:val="12"/>
@@ -8608,7 +8964,7 @@
           </w:p>
           <w:p>
             <w:pPr>
-              <w:pStyle w:val="PargrafodaLista"/>
+              <w:pStyle w:val="ListParagraph"/>
               <w:numPr>
                 <w:ilvl w:val="0"/>
                 <w:numId w:val="12"/>
@@ -8625,13 +8981,12 @@
                 <w:b w:val="0"/>
                 <w:bCs w:val="0"/>
               </w:rPr>
-              <w:lastRenderedPageBreak/>
               <w:t>UIX</w:t>
             </w:r>
           </w:p>
           <w:p>
             <w:pPr>
-              <w:pStyle w:val="PargrafodaLista"/>
+              <w:pStyle w:val="ListParagraph"/>
               <w:numPr>
                 <w:ilvl w:val="0"/>
                 <w:numId w:val="12"/>
@@ -8673,7 +9028,7 @@
           </w:p>
           <w:p>
             <w:pPr>
-              <w:pStyle w:val="PargrafodaLista"/>
+              <w:pStyle w:val="ListParagraph"/>
               <w:numPr>
                 <w:ilvl w:val="0"/>
                 <w:numId w:val="13"/>
@@ -8703,7 +9058,7 @@
           </w:p>
           <w:p>
             <w:pPr>
-              <w:pStyle w:val="PargrafodaLista"/>
+              <w:pStyle w:val="ListParagraph"/>
               <w:numPr>
                 <w:ilvl w:val="0"/>
                 <w:numId w:val="13"/>
@@ -8733,7 +9088,7 @@
           </w:p>
           <w:p>
             <w:pPr>
-              <w:pStyle w:val="PargrafodaLista"/>
+              <w:pStyle w:val="ListParagraph"/>
               <w:numPr>
                 <w:ilvl w:val="0"/>
                 <w:numId w:val="13"/>
@@ -8785,7 +9140,7 @@
           </w:p>
           <w:p>
             <w:pPr>
-              <w:pStyle w:val="PargrafodaLista"/>
+              <w:pStyle w:val="ListParagraph"/>
               <w:numPr>
                 <w:ilvl w:val="0"/>
                 <w:numId w:val="14"/>
@@ -8815,7 +9170,7 @@
           </w:p>
           <w:p>
             <w:pPr>
-              <w:pStyle w:val="PargrafodaLista"/>
+              <w:pStyle w:val="ListParagraph"/>
               <w:numPr>
                 <w:ilvl w:val="0"/>
                 <w:numId w:val="14"/>
@@ -8845,7 +9200,7 @@
           </w:p>
           <w:p>
             <w:pPr>
-              <w:pStyle w:val="PargrafodaLista"/>
+              <w:pStyle w:val="ListParagraph"/>
               <w:numPr>
                 <w:ilvl w:val="0"/>
                 <w:numId w:val="14"/>
@@ -8886,7 +9241,7 @@
     <w:p/>
     <w:tbl>
       <w:tblPr>
-        <w:tblStyle w:val="TabeladeGrelha2-Destaque3"/>
+        <w:tblStyle w:val="GridTable2-Accent3"/>
         <w:tblW w:w="9856" w:type="dxa"/>
         <w:tblLook w:val="04A0" w:firstRow="1" w:lastRow="0" w:firstColumn="1" w:lastColumn="0" w:noHBand="0" w:noVBand="1"/>
       </w:tblPr>
@@ -9006,7 +9361,7 @@
           </w:p>
           <w:p>
             <w:pPr>
-              <w:pStyle w:val="PargrafodaLista"/>
+              <w:pStyle w:val="ListParagraph"/>
               <w:numPr>
                 <w:ilvl w:val="0"/>
                 <w:numId w:val="15"/>
@@ -9032,7 +9387,7 @@
           </w:p>
           <w:p>
             <w:pPr>
-              <w:pStyle w:val="PargrafodaLista"/>
+              <w:pStyle w:val="ListParagraph"/>
               <w:numPr>
                 <w:ilvl w:val="1"/>
                 <w:numId w:val="15"/>
@@ -9046,7 +9401,7 @@
           </w:p>
           <w:p>
             <w:pPr>
-              <w:pStyle w:val="PargrafodaLista"/>
+              <w:pStyle w:val="ListParagraph"/>
               <w:numPr>
                 <w:ilvl w:val="0"/>
                 <w:numId w:val="15"/>
@@ -9076,7 +9431,7 @@
           </w:p>
           <w:p>
             <w:pPr>
-              <w:pStyle w:val="PargrafodaLista"/>
+              <w:pStyle w:val="ListParagraph"/>
               <w:numPr>
                 <w:ilvl w:val="0"/>
                 <w:numId w:val="15"/>
@@ -9121,7 +9476,7 @@
           </w:p>
           <w:p>
             <w:pPr>
-              <w:pStyle w:val="PargrafodaLista"/>
+              <w:pStyle w:val="ListParagraph"/>
               <w:numPr>
                 <w:ilvl w:val="0"/>
                 <w:numId w:val="16"/>
@@ -9151,7 +9506,7 @@
           </w:p>
           <w:p>
             <w:pPr>
-              <w:pStyle w:val="PargrafodaLista"/>
+              <w:pStyle w:val="ListParagraph"/>
               <w:numPr>
                 <w:ilvl w:val="0"/>
                 <w:numId w:val="16"/>
@@ -9181,7 +9536,7 @@
           </w:p>
           <w:p>
             <w:pPr>
-              <w:pStyle w:val="PargrafodaLista"/>
+              <w:pStyle w:val="ListParagraph"/>
               <w:numPr>
                 <w:ilvl w:val="0"/>
                 <w:numId w:val="16"/>
@@ -9226,7 +9581,7 @@
           </w:p>
           <w:p>
             <w:pPr>
-              <w:pStyle w:val="PargrafodaLista"/>
+              <w:pStyle w:val="ListParagraph"/>
               <w:numPr>
                 <w:ilvl w:val="0"/>
                 <w:numId w:val="17"/>
@@ -9256,7 +9611,7 @@
           </w:p>
           <w:p>
             <w:pPr>
-              <w:pStyle w:val="PargrafodaLista"/>
+              <w:pStyle w:val="ListParagraph"/>
               <w:numPr>
                 <w:ilvl w:val="0"/>
                 <w:numId w:val="17"/>
@@ -9286,7 +9641,7 @@
           </w:p>
           <w:p>
             <w:pPr>
-              <w:pStyle w:val="PargrafodaLista"/>
+              <w:pStyle w:val="ListParagraph"/>
               <w:numPr>
                 <w:ilvl w:val="0"/>
                 <w:numId w:val="17"/>
@@ -9320,7 +9675,7 @@
     <w:p/>
     <w:p>
       <w:pPr>
-        <w:pStyle w:val="Ttulo4"/>
+        <w:pStyle w:val="Heading4"/>
       </w:pPr>
       <w:r>
         <w:t>Sprint Retrospective</w:t>
@@ -9329,7 +9684,7 @@
     <w:p/>
     <w:tbl>
       <w:tblPr>
-        <w:tblStyle w:val="TabeladeGrelha2-Destaque3"/>
+        <w:tblStyle w:val="GridTable2-Accent3"/>
         <w:tblW w:w="9856" w:type="dxa"/>
         <w:tblLook w:val="04A0" w:firstRow="1" w:lastRow="0" w:firstColumn="1" w:lastColumn="0" w:noHBand="0" w:noVBand="1"/>
       </w:tblPr>
@@ -9438,6 +9793,7 @@
                 <w:i/>
                 <w:iCs/>
               </w:rPr>
+              <w:lastRenderedPageBreak/>
               <w:t>Conclusões</w:t>
             </w:r>
             <w:r>
@@ -9498,7 +9854,7 @@
           </w:p>
           <w:p>
             <w:pPr>
-              <w:pStyle w:val="PargrafodaLista"/>
+              <w:pStyle w:val="ListParagraph"/>
               <w:numPr>
                 <w:ilvl w:val="0"/>
                 <w:numId w:val="8"/>
@@ -9518,7 +9874,7 @@
           </w:p>
           <w:p>
             <w:pPr>
-              <w:pStyle w:val="PargrafodaLista"/>
+              <w:pStyle w:val="ListParagraph"/>
               <w:numPr>
                 <w:ilvl w:val="0"/>
                 <w:numId w:val="8"/>
@@ -9538,7 +9894,7 @@
           </w:p>
           <w:p>
             <w:pPr>
-              <w:pStyle w:val="PargrafodaLista"/>
+              <w:pStyle w:val="ListParagraph"/>
               <w:numPr>
                 <w:ilvl w:val="0"/>
                 <w:numId w:val="8"/>
@@ -9595,7 +9951,6 @@
               <w:rPr>
                 <w:noProof/>
               </w:rPr>
-              <w:lastRenderedPageBreak/>
               <w:drawing>
                 <wp:inline distT="0" distB="0" distL="0" distR="0" wp14:anchorId="16694A60" wp14:editId="605708C2">
                   <wp:extent cx="6120130" cy="6272530"/>
@@ -9612,7 +9967,7 @@
                           <pic:cNvPicPr/>
                         </pic:nvPicPr>
                         <pic:blipFill>
-                          <a:blip r:embed="rId18"/>
+                          <a:blip r:embed="rId20"/>
                           <a:stretch>
                             <a:fillRect/>
                           </a:stretch>
@@ -9641,7 +9996,7 @@
     <w:p/>
     <w:p>
       <w:pPr>
-        <w:pStyle w:val="Ttulo3"/>
+        <w:pStyle w:val="Heading3"/>
       </w:pPr>
       <w:bookmarkStart w:id="28" w:name="_Toc227748432"/>
       <w:r>
@@ -9689,16 +10044,17 @@
     </w:p>
     <w:p>
       <w:pPr>
-        <w:pStyle w:val="Ttulo4"/>
-      </w:pPr>
-      <w:r>
+        <w:pStyle w:val="Heading4"/>
+      </w:pPr>
+      <w:r>
+        <w:lastRenderedPageBreak/>
         <w:t>Sprint Planning</w:t>
       </w:r>
     </w:p>
     <w:p/>
     <w:tbl>
       <w:tblPr>
-        <w:tblStyle w:val="TabeladeGrelha2-Destaque3"/>
+        <w:tblStyle w:val="GridTable2-Accent3"/>
         <w:tblW w:w="9856" w:type="dxa"/>
         <w:tblLook w:val="04A0" w:firstRow="1" w:lastRow="0" w:firstColumn="1" w:lastColumn="0" w:noHBand="0" w:noVBand="1"/>
       </w:tblPr>
@@ -9847,7 +10203,7 @@
     <w:p/>
     <w:p>
       <w:pPr>
-        <w:pStyle w:val="Ttulo4"/>
+        <w:pStyle w:val="Heading4"/>
       </w:pPr>
       <w:r>
         <w:t>Daily Meetings</w:t>
@@ -9859,7 +10215,7 @@
     <w:p/>
     <w:tbl>
       <w:tblPr>
-        <w:tblStyle w:val="TabeladeGrelha2-Destaque3"/>
+        <w:tblStyle w:val="GridTable2-Accent3"/>
         <w:tblW w:w="9856" w:type="dxa"/>
         <w:tblLook w:val="04A0" w:firstRow="1" w:lastRow="0" w:firstColumn="1" w:lastColumn="0" w:noHBand="0" w:noVBand="1"/>
       </w:tblPr>
@@ -9976,7 +10332,7 @@
           </w:p>
           <w:p>
             <w:pPr>
-              <w:pStyle w:val="PargrafodaLista"/>
+              <w:pStyle w:val="ListParagraph"/>
               <w:numPr>
                 <w:ilvl w:val="0"/>
                 <w:numId w:val="9"/>
@@ -10006,7 +10362,7 @@
           </w:p>
           <w:p>
             <w:pPr>
-              <w:pStyle w:val="PargrafodaLista"/>
+              <w:pStyle w:val="ListParagraph"/>
               <w:numPr>
                 <w:ilvl w:val="0"/>
                 <w:numId w:val="9"/>
@@ -10036,7 +10392,7 @@
           </w:p>
           <w:p>
             <w:pPr>
-              <w:pStyle w:val="PargrafodaLista"/>
+              <w:pStyle w:val="ListParagraph"/>
               <w:numPr>
                 <w:ilvl w:val="0"/>
                 <w:numId w:val="9"/>
@@ -10081,7 +10437,7 @@
           </w:p>
           <w:p>
             <w:pPr>
-              <w:pStyle w:val="PargrafodaLista"/>
+              <w:pStyle w:val="ListParagraph"/>
               <w:numPr>
                 <w:ilvl w:val="0"/>
                 <w:numId w:val="10"/>
@@ -10111,7 +10467,7 @@
           </w:p>
           <w:p>
             <w:pPr>
-              <w:pStyle w:val="PargrafodaLista"/>
+              <w:pStyle w:val="ListParagraph"/>
               <w:numPr>
                 <w:ilvl w:val="0"/>
                 <w:numId w:val="10"/>
@@ -10141,7 +10497,7 @@
           </w:p>
           <w:p>
             <w:pPr>
-              <w:pStyle w:val="PargrafodaLista"/>
+              <w:pStyle w:val="ListParagraph"/>
               <w:numPr>
                 <w:ilvl w:val="0"/>
                 <w:numId w:val="10"/>
@@ -10186,7 +10542,7 @@
           </w:p>
           <w:p>
             <w:pPr>
-              <w:pStyle w:val="PargrafodaLista"/>
+              <w:pStyle w:val="ListParagraph"/>
               <w:numPr>
                 <w:ilvl w:val="0"/>
                 <w:numId w:val="11"/>
@@ -10216,7 +10572,7 @@
           </w:p>
           <w:p>
             <w:pPr>
-              <w:pStyle w:val="PargrafodaLista"/>
+              <w:pStyle w:val="ListParagraph"/>
               <w:numPr>
                 <w:ilvl w:val="0"/>
                 <w:numId w:val="11"/>
@@ -10246,7 +10602,7 @@
           </w:p>
           <w:p>
             <w:pPr>
-              <w:pStyle w:val="PargrafodaLista"/>
+              <w:pStyle w:val="ListParagraph"/>
               <w:numPr>
                 <w:ilvl w:val="0"/>
                 <w:numId w:val="11"/>
@@ -10280,7 +10636,7 @@
     <w:p/>
     <w:tbl>
       <w:tblPr>
-        <w:tblStyle w:val="TabeladeGrelha2-Destaque3"/>
+        <w:tblStyle w:val="GridTable2-Accent3"/>
         <w:tblW w:w="9856" w:type="dxa"/>
         <w:tblLook w:val="04A0" w:firstRow="1" w:lastRow="0" w:firstColumn="1" w:lastColumn="0" w:noHBand="0" w:noVBand="1"/>
       </w:tblPr>
@@ -10397,7 +10753,7 @@
           </w:p>
           <w:p>
             <w:pPr>
-              <w:pStyle w:val="PargrafodaLista"/>
+              <w:pStyle w:val="ListParagraph"/>
               <w:numPr>
                 <w:ilvl w:val="0"/>
                 <w:numId w:val="18"/>
@@ -10427,7 +10783,7 @@
           </w:p>
           <w:p>
             <w:pPr>
-              <w:pStyle w:val="PargrafodaLista"/>
+              <w:pStyle w:val="ListParagraph"/>
               <w:numPr>
                 <w:ilvl w:val="0"/>
                 <w:numId w:val="18"/>
@@ -10457,7 +10813,7 @@
           </w:p>
           <w:p>
             <w:pPr>
-              <w:pStyle w:val="PargrafodaLista"/>
+              <w:pStyle w:val="ListParagraph"/>
               <w:numPr>
                 <w:ilvl w:val="0"/>
                 <w:numId w:val="18"/>
@@ -10502,7 +10858,7 @@
           </w:p>
           <w:p>
             <w:pPr>
-              <w:pStyle w:val="PargrafodaLista"/>
+              <w:pStyle w:val="ListParagraph"/>
               <w:numPr>
                 <w:ilvl w:val="0"/>
                 <w:numId w:val="19"/>
@@ -10532,7 +10888,7 @@
           </w:p>
           <w:p>
             <w:pPr>
-              <w:pStyle w:val="PargrafodaLista"/>
+              <w:pStyle w:val="ListParagraph"/>
               <w:numPr>
                 <w:ilvl w:val="0"/>
                 <w:numId w:val="19"/>
@@ -10562,7 +10918,7 @@
           </w:p>
           <w:p>
             <w:pPr>
-              <w:pStyle w:val="PargrafodaLista"/>
+              <w:pStyle w:val="ListParagraph"/>
               <w:numPr>
                 <w:ilvl w:val="0"/>
                 <w:numId w:val="19"/>
@@ -10607,7 +10963,7 @@
           </w:p>
           <w:p>
             <w:pPr>
-              <w:pStyle w:val="PargrafodaLista"/>
+              <w:pStyle w:val="ListParagraph"/>
               <w:numPr>
                 <w:ilvl w:val="0"/>
                 <w:numId w:val="20"/>
@@ -10637,7 +10993,7 @@
           </w:p>
           <w:p>
             <w:pPr>
-              <w:pStyle w:val="PargrafodaLista"/>
+              <w:pStyle w:val="ListParagraph"/>
               <w:numPr>
                 <w:ilvl w:val="0"/>
                 <w:numId w:val="20"/>
@@ -10667,7 +11023,7 @@
           </w:p>
           <w:p>
             <w:pPr>
-              <w:pStyle w:val="PargrafodaLista"/>
+              <w:pStyle w:val="ListParagraph"/>
               <w:numPr>
                 <w:ilvl w:val="0"/>
                 <w:numId w:val="20"/>
@@ -10685,6 +11041,7 @@
                 <w:bCs w:val="0"/>
                 <w:u w:val="single"/>
               </w:rPr>
+              <w:lastRenderedPageBreak/>
               <w:t>Dificuldades que prevê</w:t>
             </w:r>
             <w:r>
@@ -10701,7 +11058,7 @@
     <w:p/>
     <w:p>
       <w:pPr>
-        <w:pStyle w:val="Ttulo4"/>
+        <w:pStyle w:val="Heading4"/>
       </w:pPr>
       <w:r>
         <w:t>Sprint Retrospective</w:t>
@@ -10710,7 +11067,7 @@
     <w:p/>
     <w:tbl>
       <w:tblPr>
-        <w:tblStyle w:val="TabeladeGrelha2-Destaque3"/>
+        <w:tblStyle w:val="GridTable2-Accent3"/>
         <w:tblW w:w="9856" w:type="dxa"/>
         <w:tblLook w:val="04A0" w:firstRow="1" w:lastRow="0" w:firstColumn="1" w:lastColumn="0" w:noHBand="0" w:noVBand="1"/>
       </w:tblPr>
@@ -10770,7 +11127,6 @@
               </w:rPr>
             </w:pPr>
             <w:r>
-              <w:lastRenderedPageBreak/>
               <w:t>Data:</w:t>
             </w:r>
           </w:p>
@@ -10877,7 +11233,7 @@
           </w:p>
           <w:p>
             <w:pPr>
-              <w:pStyle w:val="PargrafodaLista"/>
+              <w:pStyle w:val="ListParagraph"/>
               <w:numPr>
                 <w:ilvl w:val="0"/>
                 <w:numId w:val="8"/>
@@ -10897,7 +11253,7 @@
           </w:p>
           <w:p>
             <w:pPr>
-              <w:pStyle w:val="PargrafodaLista"/>
+              <w:pStyle w:val="ListParagraph"/>
               <w:numPr>
                 <w:ilvl w:val="0"/>
                 <w:numId w:val="8"/>
@@ -10917,7 +11273,7 @@
           </w:p>
           <w:p>
             <w:pPr>
-              <w:pStyle w:val="PargrafodaLista"/>
+              <w:pStyle w:val="ListParagraph"/>
               <w:numPr>
                 <w:ilvl w:val="0"/>
                 <w:numId w:val="8"/>
@@ -10993,7 +11349,7 @@
     <w:p/>
     <w:p>
       <w:pPr>
-        <w:pStyle w:val="Ttulo3"/>
+        <w:pStyle w:val="Heading3"/>
       </w:pPr>
       <w:bookmarkStart w:id="29" w:name="_Toc227748433"/>
       <w:r>
@@ -11041,7 +11397,7 @@
     </w:p>
     <w:p>
       <w:pPr>
-        <w:pStyle w:val="Ttulo4"/>
+        <w:pStyle w:val="Heading4"/>
       </w:pPr>
       <w:r>
         <w:t>Sprint Planning</w:t>
@@ -11050,7 +11406,7 @@
     <w:p/>
     <w:tbl>
       <w:tblPr>
-        <w:tblStyle w:val="TabeladeGrelha2-Destaque3"/>
+        <w:tblStyle w:val="GridTable2-Accent3"/>
         <w:tblW w:w="9856" w:type="dxa"/>
         <w:tblLook w:val="04A0" w:firstRow="1" w:lastRow="0" w:firstColumn="1" w:lastColumn="0" w:noHBand="0" w:noVBand="1"/>
       </w:tblPr>
@@ -11193,7 +11549,7 @@
     <w:p/>
     <w:p>
       <w:pPr>
-        <w:pStyle w:val="Ttulo4"/>
+        <w:pStyle w:val="Heading4"/>
       </w:pPr>
       <w:r>
         <w:t>Daily Meetings</w:t>
@@ -11205,7 +11561,7 @@
     <w:p/>
     <w:tbl>
       <w:tblPr>
-        <w:tblStyle w:val="TabeladeGrelha2-Destaque3"/>
+        <w:tblStyle w:val="GridTable2-Accent3"/>
         <w:tblW w:w="9856" w:type="dxa"/>
         <w:tblLook w:val="04A0" w:firstRow="1" w:lastRow="0" w:firstColumn="1" w:lastColumn="0" w:noHBand="0" w:noVBand="1"/>
       </w:tblPr>
@@ -11322,7 +11678,7 @@
           </w:p>
           <w:p>
             <w:pPr>
-              <w:pStyle w:val="PargrafodaLista"/>
+              <w:pStyle w:val="ListParagraph"/>
               <w:numPr>
                 <w:ilvl w:val="0"/>
                 <w:numId w:val="9"/>
@@ -11352,7 +11708,7 @@
           </w:p>
           <w:p>
             <w:pPr>
-              <w:pStyle w:val="PargrafodaLista"/>
+              <w:pStyle w:val="ListParagraph"/>
               <w:numPr>
                 <w:ilvl w:val="0"/>
                 <w:numId w:val="9"/>
@@ -11382,7 +11738,7 @@
           </w:p>
           <w:p>
             <w:pPr>
-              <w:pStyle w:val="PargrafodaLista"/>
+              <w:pStyle w:val="ListParagraph"/>
               <w:numPr>
                 <w:ilvl w:val="0"/>
                 <w:numId w:val="9"/>
@@ -11427,7 +11783,7 @@
           </w:p>
           <w:p>
             <w:pPr>
-              <w:pStyle w:val="PargrafodaLista"/>
+              <w:pStyle w:val="ListParagraph"/>
               <w:numPr>
                 <w:ilvl w:val="0"/>
                 <w:numId w:val="10"/>
@@ -11457,7 +11813,7 @@
           </w:p>
           <w:p>
             <w:pPr>
-              <w:pStyle w:val="PargrafodaLista"/>
+              <w:pStyle w:val="ListParagraph"/>
               <w:numPr>
                 <w:ilvl w:val="0"/>
                 <w:numId w:val="10"/>
@@ -11487,7 +11843,7 @@
           </w:p>
           <w:p>
             <w:pPr>
-              <w:pStyle w:val="PargrafodaLista"/>
+              <w:pStyle w:val="ListParagraph"/>
               <w:numPr>
                 <w:ilvl w:val="0"/>
                 <w:numId w:val="10"/>
@@ -11532,7 +11888,7 @@
           </w:p>
           <w:p>
             <w:pPr>
-              <w:pStyle w:val="PargrafodaLista"/>
+              <w:pStyle w:val="ListParagraph"/>
               <w:numPr>
                 <w:ilvl w:val="0"/>
                 <w:numId w:val="11"/>
@@ -11550,6 +11906,7 @@
                 <w:bCs w:val="0"/>
                 <w:u w:val="single"/>
               </w:rPr>
+              <w:lastRenderedPageBreak/>
               <w:t>O que fez na semana anterior</w:t>
             </w:r>
             <w:r>
@@ -11562,7 +11919,7 @@
           </w:p>
           <w:p>
             <w:pPr>
-              <w:pStyle w:val="PargrafodaLista"/>
+              <w:pStyle w:val="ListParagraph"/>
               <w:numPr>
                 <w:ilvl w:val="0"/>
                 <w:numId w:val="11"/>
@@ -11592,7 +11949,7 @@
           </w:p>
           <w:p>
             <w:pPr>
-              <w:pStyle w:val="PargrafodaLista"/>
+              <w:pStyle w:val="ListParagraph"/>
               <w:numPr>
                 <w:ilvl w:val="0"/>
                 <w:numId w:val="11"/>
@@ -11626,7 +11983,7 @@
     <w:p/>
     <w:tbl>
       <w:tblPr>
-        <w:tblStyle w:val="TabeladeGrelha2-Destaque3"/>
+        <w:tblStyle w:val="GridTable2-Accent3"/>
         <w:tblW w:w="9856" w:type="dxa"/>
         <w:tblLook w:val="04A0" w:firstRow="1" w:lastRow="0" w:firstColumn="1" w:lastColumn="0" w:noHBand="0" w:noVBand="1"/>
       </w:tblPr>
@@ -11686,7 +12043,6 @@
               </w:rPr>
             </w:pPr>
             <w:r>
-              <w:lastRenderedPageBreak/>
               <w:t>Data:</w:t>
             </w:r>
           </w:p>
@@ -11744,7 +12100,7 @@
           </w:p>
           <w:p>
             <w:pPr>
-              <w:pStyle w:val="PargrafodaLista"/>
+              <w:pStyle w:val="ListParagraph"/>
               <w:numPr>
                 <w:ilvl w:val="0"/>
                 <w:numId w:val="18"/>
@@ -11774,7 +12130,7 @@
           </w:p>
           <w:p>
             <w:pPr>
-              <w:pStyle w:val="PargrafodaLista"/>
+              <w:pStyle w:val="ListParagraph"/>
               <w:numPr>
                 <w:ilvl w:val="0"/>
                 <w:numId w:val="18"/>
@@ -11804,7 +12160,7 @@
           </w:p>
           <w:p>
             <w:pPr>
-              <w:pStyle w:val="PargrafodaLista"/>
+              <w:pStyle w:val="ListParagraph"/>
               <w:numPr>
                 <w:ilvl w:val="0"/>
                 <w:numId w:val="18"/>
@@ -11849,7 +12205,7 @@
           </w:p>
           <w:p>
             <w:pPr>
-              <w:pStyle w:val="PargrafodaLista"/>
+              <w:pStyle w:val="ListParagraph"/>
               <w:numPr>
                 <w:ilvl w:val="0"/>
                 <w:numId w:val="19"/>
@@ -11879,7 +12235,7 @@
           </w:p>
           <w:p>
             <w:pPr>
-              <w:pStyle w:val="PargrafodaLista"/>
+              <w:pStyle w:val="ListParagraph"/>
               <w:numPr>
                 <w:ilvl w:val="0"/>
                 <w:numId w:val="19"/>
@@ -11909,7 +12265,7 @@
           </w:p>
           <w:p>
             <w:pPr>
-              <w:pStyle w:val="PargrafodaLista"/>
+              <w:pStyle w:val="ListParagraph"/>
               <w:numPr>
                 <w:ilvl w:val="0"/>
                 <w:numId w:val="19"/>
@@ -11954,7 +12310,7 @@
           </w:p>
           <w:p>
             <w:pPr>
-              <w:pStyle w:val="PargrafodaLista"/>
+              <w:pStyle w:val="ListParagraph"/>
               <w:numPr>
                 <w:ilvl w:val="0"/>
                 <w:numId w:val="20"/>
@@ -11984,7 +12340,7 @@
           </w:p>
           <w:p>
             <w:pPr>
-              <w:pStyle w:val="PargrafodaLista"/>
+              <w:pStyle w:val="ListParagraph"/>
               <w:numPr>
                 <w:ilvl w:val="0"/>
                 <w:numId w:val="20"/>
@@ -12014,7 +12370,7 @@
           </w:p>
           <w:p>
             <w:pPr>
-              <w:pStyle w:val="PargrafodaLista"/>
+              <w:pStyle w:val="ListParagraph"/>
               <w:numPr>
                 <w:ilvl w:val="0"/>
                 <w:numId w:val="20"/>
@@ -12048,7 +12404,7 @@
     <w:p/>
     <w:p>
       <w:pPr>
-        <w:pStyle w:val="Ttulo4"/>
+        <w:pStyle w:val="Heading4"/>
       </w:pPr>
       <w:r>
         <w:t>Sprint Retrospective</w:t>
@@ -12057,7 +12413,7 @@
     <w:p/>
     <w:tbl>
       <w:tblPr>
-        <w:tblStyle w:val="TabeladeGrelha2-Destaque3"/>
+        <w:tblStyle w:val="GridTable2-Accent3"/>
         <w:tblW w:w="9856" w:type="dxa"/>
         <w:tblLook w:val="04A0" w:firstRow="1" w:lastRow="0" w:firstColumn="1" w:lastColumn="0" w:noHBand="0" w:noVBand="1"/>
       </w:tblPr>
@@ -12223,7 +12579,7 @@
           </w:p>
           <w:p>
             <w:pPr>
-              <w:pStyle w:val="PargrafodaLista"/>
+              <w:pStyle w:val="ListParagraph"/>
               <w:numPr>
                 <w:ilvl w:val="0"/>
                 <w:numId w:val="8"/>
@@ -12243,7 +12599,7 @@
           </w:p>
           <w:p>
             <w:pPr>
-              <w:pStyle w:val="PargrafodaLista"/>
+              <w:pStyle w:val="ListParagraph"/>
               <w:numPr>
                 <w:ilvl w:val="0"/>
                 <w:numId w:val="8"/>
@@ -12263,7 +12619,7 @@
           </w:p>
           <w:p>
             <w:pPr>
-              <w:pStyle w:val="PargrafodaLista"/>
+              <w:pStyle w:val="ListParagraph"/>
               <w:numPr>
                 <w:ilvl w:val="0"/>
                 <w:numId w:val="8"/>
@@ -12340,7 +12696,7 @@
     <w:p/>
     <w:p>
       <w:pPr>
-        <w:pStyle w:val="Ttulo2"/>
+        <w:pStyle w:val="Heading2"/>
       </w:pPr>
       <w:bookmarkStart w:id="30" w:name="_Toc227748434"/>
       <w:r>
@@ -12390,7 +12746,7 @@
     <w:p/>
     <w:tbl>
       <w:tblPr>
-        <w:tblStyle w:val="TabeladeGrelha2-Destaque3"/>
+        <w:tblStyle w:val="GridTable2-Accent3"/>
         <w:tblW w:w="9856" w:type="dxa"/>
         <w:tblLook w:val="04A0" w:firstRow="1" w:lastRow="0" w:firstColumn="1" w:lastColumn="0" w:noHBand="0" w:noVBand="1"/>
       </w:tblPr>
@@ -12463,7 +12819,7 @@
           </w:tcPr>
           <w:p>
             <w:pPr>
-              <w:pStyle w:val="PargrafodaLista"/>
+              <w:pStyle w:val="ListParagraph"/>
               <w:numPr>
                 <w:ilvl w:val="0"/>
                 <w:numId w:val="8"/>
@@ -12483,7 +12839,7 @@
           </w:p>
           <w:p>
             <w:pPr>
-              <w:pStyle w:val="PargrafodaLista"/>
+              <w:pStyle w:val="ListParagraph"/>
               <w:numPr>
                 <w:ilvl w:val="0"/>
                 <w:numId w:val="8"/>
@@ -12503,7 +12859,7 @@
           </w:p>
           <w:p>
             <w:pPr>
-              <w:pStyle w:val="PargrafodaLista"/>
+              <w:pStyle w:val="ListParagraph"/>
               <w:numPr>
                 <w:ilvl w:val="0"/>
                 <w:numId w:val="8"/>
@@ -12545,7 +12901,6 @@
                 <w:iCs/>
                 <w:lang w:val="en-US"/>
               </w:rPr>
-              <w:lastRenderedPageBreak/>
               <w:t>Things that could have gone better</w:t>
             </w:r>
           </w:p>
@@ -12560,7 +12915,7 @@
           </w:tcPr>
           <w:p>
             <w:pPr>
-              <w:pStyle w:val="PargrafodaLista"/>
+              <w:pStyle w:val="ListParagraph"/>
               <w:numPr>
                 <w:ilvl w:val="0"/>
                 <w:numId w:val="8"/>
@@ -12580,7 +12935,7 @@
           </w:p>
           <w:p>
             <w:pPr>
-              <w:pStyle w:val="PargrafodaLista"/>
+              <w:pStyle w:val="ListParagraph"/>
               <w:numPr>
                 <w:ilvl w:val="0"/>
                 <w:numId w:val="8"/>
@@ -12600,7 +12955,7 @@
           </w:p>
           <w:p>
             <w:pPr>
-              <w:pStyle w:val="PargrafodaLista"/>
+              <w:pStyle w:val="ListParagraph"/>
               <w:numPr>
                 <w:ilvl w:val="0"/>
                 <w:numId w:val="8"/>
@@ -12656,7 +13011,7 @@
           </w:tcPr>
           <w:p>
             <w:pPr>
-              <w:pStyle w:val="PargrafodaLista"/>
+              <w:pStyle w:val="ListParagraph"/>
               <w:numPr>
                 <w:ilvl w:val="0"/>
                 <w:numId w:val="8"/>
@@ -12676,7 +13031,7 @@
           </w:p>
           <w:p>
             <w:pPr>
-              <w:pStyle w:val="PargrafodaLista"/>
+              <w:pStyle w:val="ListParagraph"/>
               <w:numPr>
                 <w:ilvl w:val="0"/>
                 <w:numId w:val="8"/>
@@ -12696,7 +13051,7 @@
           </w:p>
           <w:p>
             <w:pPr>
-              <w:pStyle w:val="PargrafodaLista"/>
+              <w:pStyle w:val="ListParagraph"/>
               <w:numPr>
                 <w:ilvl w:val="0"/>
                 <w:numId w:val="8"/>
@@ -12746,7 +13101,7 @@
           </w:tcPr>
           <w:p>
             <w:pPr>
-              <w:pStyle w:val="PargrafodaLista"/>
+              <w:pStyle w:val="ListParagraph"/>
               <w:numPr>
                 <w:ilvl w:val="0"/>
                 <w:numId w:val="8"/>
@@ -12766,7 +13121,7 @@
           </w:p>
           <w:p>
             <w:pPr>
-              <w:pStyle w:val="PargrafodaLista"/>
+              <w:pStyle w:val="ListParagraph"/>
               <w:numPr>
                 <w:ilvl w:val="0"/>
                 <w:numId w:val="8"/>
@@ -12786,7 +13141,7 @@
           </w:p>
           <w:p>
             <w:pPr>
-              <w:pStyle w:val="PargrafodaLista"/>
+              <w:pStyle w:val="ListParagraph"/>
               <w:numPr>
                 <w:ilvl w:val="0"/>
                 <w:numId w:val="8"/>
@@ -12858,7 +13213,7 @@
           </w:p>
           <w:p>
             <w:pPr>
-              <w:pStyle w:val="PargrafodaLista"/>
+              <w:pStyle w:val="ListParagraph"/>
               <w:numPr>
                 <w:ilvl w:val="0"/>
                 <w:numId w:val="8"/>
@@ -12878,7 +13233,7 @@
           </w:p>
           <w:p>
             <w:pPr>
-              <w:pStyle w:val="PargrafodaLista"/>
+              <w:pStyle w:val="ListParagraph"/>
               <w:numPr>
                 <w:ilvl w:val="0"/>
                 <w:numId w:val="8"/>
@@ -12898,7 +13253,7 @@
           </w:p>
           <w:p>
             <w:pPr>
-              <w:pStyle w:val="PargrafodaLista"/>
+              <w:pStyle w:val="ListParagraph"/>
               <w:numPr>
                 <w:ilvl w:val="0"/>
                 <w:numId w:val="8"/>
@@ -12942,7 +13297,7 @@
           </w:p>
           <w:p>
             <w:pPr>
-              <w:pStyle w:val="PargrafodaLista"/>
+              <w:pStyle w:val="ListParagraph"/>
               <w:numPr>
                 <w:ilvl w:val="0"/>
                 <w:numId w:val="8"/>
@@ -12962,7 +13317,7 @@
           </w:p>
           <w:p>
             <w:pPr>
-              <w:pStyle w:val="PargrafodaLista"/>
+              <w:pStyle w:val="ListParagraph"/>
               <w:numPr>
                 <w:ilvl w:val="0"/>
                 <w:numId w:val="8"/>
@@ -12982,7 +13337,7 @@
           </w:p>
           <w:p>
             <w:pPr>
-              <w:pStyle w:val="PargrafodaLista"/>
+              <w:pStyle w:val="ListParagraph"/>
               <w:numPr>
                 <w:ilvl w:val="0"/>
                 <w:numId w:val="8"/>
@@ -13006,7 +13361,7 @@
     <w:p/>
     <w:p>
       <w:pPr>
-        <w:pStyle w:val="Ttulo1"/>
+        <w:pStyle w:val="Heading1"/>
       </w:pPr>
       <w:bookmarkStart w:id="31" w:name="_Toc227748435"/>
       <w:r>
@@ -13033,7 +13388,7 @@
     </w:p>
     <w:p>
       <w:pPr>
-        <w:pStyle w:val="PargrafodaLista"/>
+        <w:pStyle w:val="ListParagraph"/>
         <w:numPr>
           <w:ilvl w:val="0"/>
           <w:numId w:val="24"/>
@@ -13051,7 +13406,7 @@
     </w:p>
     <w:p>
       <w:pPr>
-        <w:pStyle w:val="PargrafodaLista"/>
+        <w:pStyle w:val="ListParagraph"/>
         <w:numPr>
           <w:ilvl w:val="0"/>
           <w:numId w:val="24"/>
@@ -13069,7 +13424,7 @@
     </w:p>
     <w:p>
       <w:pPr>
-        <w:pStyle w:val="PargrafodaLista"/>
+        <w:pStyle w:val="ListParagraph"/>
         <w:numPr>
           <w:ilvl w:val="0"/>
           <w:numId w:val="24"/>
@@ -13087,7 +13442,7 @@
     </w:p>
     <w:p>
       <w:pPr>
-        <w:pStyle w:val="PargrafodaLista"/>
+        <w:pStyle w:val="ListParagraph"/>
         <w:numPr>
           <w:ilvl w:val="0"/>
           <w:numId w:val="24"/>
@@ -13105,7 +13460,7 @@
     </w:p>
     <w:p>
       <w:pPr>
-        <w:pStyle w:val="PargrafodaLista"/>
+        <w:pStyle w:val="ListParagraph"/>
         <w:numPr>
           <w:ilvl w:val="0"/>
           <w:numId w:val="24"/>
@@ -13123,7 +13478,7 @@
     </w:p>
     <w:p>
       <w:pPr>
-        <w:pStyle w:val="PargrafodaLista"/>
+        <w:pStyle w:val="ListParagraph"/>
         <w:numPr>
           <w:ilvl w:val="0"/>
           <w:numId w:val="24"/>
@@ -13141,7 +13496,7 @@
     </w:p>
     <w:p>
       <w:pPr>
-        <w:pStyle w:val="PargrafodaLista"/>
+        <w:pStyle w:val="ListParagraph"/>
         <w:numPr>
           <w:ilvl w:val="0"/>
           <w:numId w:val="24"/>
@@ -13317,8 +13672,8 @@
     </w:p>
     <w:p/>
     <w:sectPr>
-      <w:headerReference w:type="default" r:id="rId19"/>
-      <w:footerReference w:type="default" r:id="rId20"/>
+      <w:headerReference w:type="default" r:id="rId21"/>
+      <w:footerReference w:type="default" r:id="rId22"/>
       <w:pgSz w:w="11906" w:h="16838"/>
       <w:pgMar w:top="1134" w:right="1134" w:bottom="1418" w:left="1134" w:header="709" w:footer="692" w:gutter="0"/>
       <w:cols w:space="708"/>
@@ -13351,7 +13706,7 @@
 <w:ftr xmlns:wpc="http://schemas.microsoft.com/office/word/2010/wordprocessingCanvas" xmlns:cx="http://schemas.microsoft.com/office/drawing/2014/chartex" xmlns:cx1="http://schemas.microsoft.com/office/drawing/2015/9/8/chartex" xmlns:cx2="http://schemas.microsoft.com/office/drawing/2015/10/21/chartex" xmlns:cx3="http://schemas.microsoft.com/office/drawing/2016/5/9/chartex" xmlns:cx4="http://schemas.microsoft.com/office/drawing/2016/5/10/chartex" xmlns:cx5="http://schemas.microsoft.com/office/drawing/2016/5/11/chartex" xmlns:cx6="http://schemas.microsoft.com/office/drawing/2016/5/12/chartex" xmlns:cx7="http://schemas.microsoft.com/office/drawing/2016/5/13/chartex" xmlns:cx8="http://schemas.microsoft.com/office/drawing/2016/5/14/chartex" xmlns:mc="http://schemas.openxmlformats.org/markup-compatibility/2006" xmlns:aink="http://schemas.microsoft.com/office/drawing/2016/ink" xmlns:am3d="http://schemas.microsoft.com/office/drawing/2017/model3d" xmlns:o="urn:schemas-microsoft-com:office:office" xmlns:oel="http://schemas.microsoft.com/office/2019/extlst" xmlns:r="http://schemas.openxmlformats.org/officeDocument/2006/relationships" xmlns:m="http://schemas.openxmlformats.org/officeDocument/2006/math" xmlns:v="urn:schemas-microsoft-com:vml" xmlns:wp14="http://schemas.microsoft.com/office/word/2010/wordprocessingDrawing" xmlns:wp="http://schemas.openxmlformats.org/drawingml/2006/wordprocessingDrawing" xmlns:w10="urn:schemas-microsoft-com:office:word" xmlns:w="http://schemas.openxmlformats.org/wordprocessingml/2006/main" xmlns:w14="http://schemas.microsoft.com/office/word/2010/wordml" xmlns:w15="http://schemas.microsoft.com/office/word/2012/wordml" xmlns:w16cex="http://schemas.microsoft.com/office/word/2018/wordml/cex" xmlns:w16cid="http://schemas.microsoft.com/office/word/2016/wordml/cid" xmlns:w16="http://schemas.microsoft.com/office/word/2018/wordml" xmlns:w16du="http://schemas.microsoft.com/office/word/2023/wordml/word16du" xmlns:w16sdtdh="http://schemas.microsoft.com/office/word/2020/wordml/sdtdatahash" xmlns:w16sdtfl="http://schemas.microsoft.com/office/word/2024/wordml/sdtformatlock" xmlns:w16se="http://schemas.microsoft.com/office/word/2015/wordml/symex" xmlns:wpg="http://schemas.microsoft.com/office/word/2010/wordprocessingGroup" xmlns:wpi="http://schemas.microsoft.com/office/word/2010/wordprocessingInk" xmlns:wne="http://schemas.microsoft.com/office/word/2006/wordml" xmlns:wps="http://schemas.microsoft.com/office/word/2010/wordprocessingShape" mc:Ignorable="w14 w15 w16se w16cid w16 w16cex w16sdtdh w16sdtfl w16du wp14">
   <w:p>
     <w:pPr>
-      <w:pStyle w:val="Rodap"/>
+      <w:pStyle w:val="Footer"/>
     </w:pPr>
     <w:r>
       <w:rPr>
@@ -13424,7 +13779,7 @@
     <w:sdtContent>
       <w:p>
         <w:pPr>
-          <w:pStyle w:val="Rodap"/>
+          <w:pStyle w:val="Footer"/>
         </w:pPr>
         <w:r>
           <w:rPr>
@@ -13500,7 +13855,10 @@
               <w:t xml:space="preserve">                                                            </w:t>
             </w:r>
             <w:r>
-              <w:t xml:space="preserve">              Página </w:t>
+              <w:t xml:space="preserve">              </w:t>
+            </w:r>
+            <w:r>
+              <w:t xml:space="preserve">Página </w:t>
             </w:r>
             <w:r>
               <w:rPr>
@@ -13620,7 +13978,7 @@
 <w:hdr xmlns:wpc="http://schemas.microsoft.com/office/word/2010/wordprocessingCanvas" xmlns:cx="http://schemas.microsoft.com/office/drawing/2014/chartex" xmlns:cx1="http://schemas.microsoft.com/office/drawing/2015/9/8/chartex" xmlns:cx2="http://schemas.microsoft.com/office/drawing/2015/10/21/chartex" xmlns:cx3="http://schemas.microsoft.com/office/drawing/2016/5/9/chartex" xmlns:cx4="http://schemas.microsoft.com/office/drawing/2016/5/10/chartex" xmlns:cx5="http://schemas.microsoft.com/office/drawing/2016/5/11/chartex" xmlns:cx6="http://schemas.microsoft.com/office/drawing/2016/5/12/chartex" xmlns:cx7="http://schemas.microsoft.com/office/drawing/2016/5/13/chartex" xmlns:cx8="http://schemas.microsoft.com/office/drawing/2016/5/14/chartex" xmlns:mc="http://schemas.openxmlformats.org/markup-compatibility/2006" xmlns:aink="http://schemas.microsoft.com/office/drawing/2016/ink" xmlns:am3d="http://schemas.microsoft.com/office/drawing/2017/model3d" xmlns:o="urn:schemas-microsoft-com:office:office" xmlns:oel="http://schemas.microsoft.com/office/2019/extlst" xmlns:r="http://schemas.openxmlformats.org/officeDocument/2006/relationships" xmlns:m="http://schemas.openxmlformats.org/officeDocument/2006/math" xmlns:v="urn:schemas-microsoft-com:vml" xmlns:wp14="http://schemas.microsoft.com/office/word/2010/wordprocessingDrawing" xmlns:wp="http://schemas.openxmlformats.org/drawingml/2006/wordprocessingDrawing" xmlns:w10="urn:schemas-microsoft-com:office:word" xmlns:w="http://schemas.openxmlformats.org/wordprocessingml/2006/main" xmlns:w14="http://schemas.microsoft.com/office/word/2010/wordml" xmlns:w15="http://schemas.microsoft.com/office/word/2012/wordml" xmlns:w16cex="http://schemas.microsoft.com/office/word/2018/wordml/cex" xmlns:w16cid="http://schemas.microsoft.com/office/word/2016/wordml/cid" xmlns:w16="http://schemas.microsoft.com/office/word/2018/wordml" xmlns:w16du="http://schemas.microsoft.com/office/word/2023/wordml/word16du" xmlns:w16sdtdh="http://schemas.microsoft.com/office/word/2020/wordml/sdtdatahash" xmlns:w16sdtfl="http://schemas.microsoft.com/office/word/2024/wordml/sdtformatlock" xmlns:w16se="http://schemas.microsoft.com/office/word/2015/wordml/symex" xmlns:wpg="http://schemas.microsoft.com/office/word/2010/wordprocessingGroup" xmlns:wpi="http://schemas.microsoft.com/office/word/2010/wordprocessingInk" xmlns:wne="http://schemas.microsoft.com/office/word/2006/wordml" xmlns:wps="http://schemas.microsoft.com/office/word/2010/wordprocessingShape" mc:Ignorable="w14 w15 w16se w16cid w16 w16cex w16sdtdh w16sdtfl w16du wp14">
   <w:p>
     <w:pPr>
-      <w:pStyle w:val="Cabealho"/>
+      <w:pStyle w:val="Header"/>
     </w:pPr>
   </w:p>
 </w:hdr>
@@ -15139,7 +15497,7 @@
     <w:lvl w:ilvl="0">
       <w:start w:val="1"/>
       <w:numFmt w:val="decimal"/>
-      <w:pStyle w:val="Ttulo1"/>
+      <w:pStyle w:val="Heading1"/>
       <w:lvlText w:val="%1"/>
       <w:lvlJc w:val="left"/>
       <w:pPr>
@@ -15149,7 +15507,7 @@
     <w:lvl w:ilvl="1">
       <w:start w:val="1"/>
       <w:numFmt w:val="decimal"/>
-      <w:pStyle w:val="Ttulo2"/>
+      <w:pStyle w:val="Heading2"/>
       <w:lvlText w:val="%1.%2"/>
       <w:lvlJc w:val="left"/>
       <w:pPr>
@@ -15159,7 +15517,7 @@
     <w:lvl w:ilvl="2">
       <w:start w:val="1"/>
       <w:numFmt w:val="decimal"/>
-      <w:pStyle w:val="Ttulo3"/>
+      <w:pStyle w:val="Heading3"/>
       <w:lvlText w:val="%1.%2.%3"/>
       <w:lvlJc w:val="left"/>
       <w:pPr>
@@ -15169,7 +15527,7 @@
     <w:lvl w:ilvl="3">
       <w:start w:val="1"/>
       <w:numFmt w:val="decimal"/>
-      <w:pStyle w:val="Ttulo4"/>
+      <w:pStyle w:val="Heading4"/>
       <w:lvlText w:val="%1.%2.%3.%4"/>
       <w:lvlJc w:val="left"/>
       <w:pPr>
@@ -15179,7 +15537,7 @@
     <w:lvl w:ilvl="4">
       <w:start w:val="1"/>
       <w:numFmt w:val="decimal"/>
-      <w:pStyle w:val="Ttulo5"/>
+      <w:pStyle w:val="Heading5"/>
       <w:lvlText w:val="%1.%2.%3.%4.%5"/>
       <w:lvlJc w:val="left"/>
       <w:pPr>
@@ -15189,7 +15547,7 @@
     <w:lvl w:ilvl="5">
       <w:start w:val="1"/>
       <w:numFmt w:val="decimal"/>
-      <w:pStyle w:val="Ttulo6"/>
+      <w:pStyle w:val="Heading6"/>
       <w:lvlText w:val="%1.%2.%3.%4.%5.%6"/>
       <w:lvlJc w:val="left"/>
       <w:pPr>
@@ -15199,7 +15557,7 @@
     <w:lvl w:ilvl="6">
       <w:start w:val="1"/>
       <w:numFmt w:val="decimal"/>
-      <w:pStyle w:val="Ttulo7"/>
+      <w:pStyle w:val="Heading7"/>
       <w:lvlText w:val="%1.%2.%3.%4.%5.%6.%7"/>
       <w:lvlJc w:val="left"/>
       <w:pPr>
@@ -15209,7 +15567,7 @@
     <w:lvl w:ilvl="7">
       <w:start w:val="1"/>
       <w:numFmt w:val="decimal"/>
-      <w:pStyle w:val="Ttulo8"/>
+      <w:pStyle w:val="Heading8"/>
       <w:lvlText w:val="%1.%2.%3.%4.%5.%6.%7.%8"/>
       <w:lvlJc w:val="left"/>
       <w:pPr>
@@ -15219,7 +15577,7 @@
     <w:lvl w:ilvl="8">
       <w:start w:val="1"/>
       <w:numFmt w:val="decimal"/>
-      <w:pStyle w:val="Ttulo9"/>
+      <w:pStyle w:val="Heading9"/>
       <w:lvlText w:val="%1.%2.%3.%4.%5.%6.%7.%8.%9"/>
       <w:lvlJc w:val="left"/>
       <w:pPr>
@@ -16579,11 +16937,11 @@
       <w:jc w:val="both"/>
     </w:pPr>
   </w:style>
-  <w:style w:type="paragraph" w:styleId="Ttulo1">
+  <w:style w:type="paragraph" w:styleId="Heading1">
     <w:name w:val="heading 1"/>
     <w:basedOn w:val="Normal"/>
     <w:next w:val="Normal"/>
-    <w:link w:val="Ttulo1Carter"/>
+    <w:link w:val="Heading1Char"/>
     <w:uiPriority w:val="9"/>
     <w:qFormat/>
     <w:rsid w:val="00313990"/>
@@ -16607,11 +16965,11 @@
       <w:szCs w:val="32"/>
     </w:rPr>
   </w:style>
-  <w:style w:type="paragraph" w:styleId="Ttulo2">
+  <w:style w:type="paragraph" w:styleId="Heading2">
     <w:name w:val="heading 2"/>
     <w:basedOn w:val="Normal"/>
     <w:next w:val="Normal"/>
-    <w:link w:val="Ttulo2Carter"/>
+    <w:link w:val="Heading2Char"/>
     <w:uiPriority w:val="9"/>
     <w:unhideWhenUsed/>
     <w:qFormat/>
@@ -16634,11 +16992,11 @@
       <w:szCs w:val="26"/>
     </w:rPr>
   </w:style>
-  <w:style w:type="paragraph" w:styleId="Ttulo3">
+  <w:style w:type="paragraph" w:styleId="Heading3">
     <w:name w:val="heading 3"/>
     <w:basedOn w:val="Normal"/>
     <w:next w:val="Normal"/>
-    <w:link w:val="Ttulo3Carter"/>
+    <w:link w:val="Heading3Char"/>
     <w:uiPriority w:val="9"/>
     <w:unhideWhenUsed/>
     <w:qFormat/>
@@ -16660,11 +17018,11 @@
       <w:szCs w:val="24"/>
     </w:rPr>
   </w:style>
-  <w:style w:type="paragraph" w:styleId="Ttulo4">
+  <w:style w:type="paragraph" w:styleId="Heading4">
     <w:name w:val="heading 4"/>
     <w:basedOn w:val="Normal"/>
     <w:next w:val="Normal"/>
-    <w:link w:val="Ttulo4Carter"/>
+    <w:link w:val="Heading4Char"/>
     <w:uiPriority w:val="9"/>
     <w:unhideWhenUsed/>
     <w:qFormat/>
@@ -16686,11 +17044,11 @@
       <w:color w:val="2E74B5" w:themeColor="accent1" w:themeShade="BF"/>
     </w:rPr>
   </w:style>
-  <w:style w:type="paragraph" w:styleId="Ttulo5">
+  <w:style w:type="paragraph" w:styleId="Heading5">
     <w:name w:val="heading 5"/>
     <w:basedOn w:val="Normal"/>
     <w:next w:val="Normal"/>
-    <w:link w:val="Ttulo5Carter"/>
+    <w:link w:val="Heading5Char"/>
     <w:uiPriority w:val="9"/>
     <w:unhideWhenUsed/>
     <w:qFormat/>
@@ -16710,11 +17068,11 @@
       <w:color w:val="2E74B5" w:themeColor="accent1" w:themeShade="BF"/>
     </w:rPr>
   </w:style>
-  <w:style w:type="paragraph" w:styleId="Ttulo6">
+  <w:style w:type="paragraph" w:styleId="Heading6">
     <w:name w:val="heading 6"/>
     <w:basedOn w:val="Normal"/>
     <w:next w:val="Normal"/>
-    <w:link w:val="Ttulo6Carter"/>
+    <w:link w:val="Heading6Char"/>
     <w:uiPriority w:val="9"/>
     <w:semiHidden/>
     <w:unhideWhenUsed/>
@@ -16735,11 +17093,11 @@
       <w:color w:val="1F4D78" w:themeColor="accent1" w:themeShade="7F"/>
     </w:rPr>
   </w:style>
-  <w:style w:type="paragraph" w:styleId="Ttulo7">
+  <w:style w:type="paragraph" w:styleId="Heading7">
     <w:name w:val="heading 7"/>
     <w:basedOn w:val="Normal"/>
     <w:next w:val="Normal"/>
-    <w:link w:val="Ttulo7Carter"/>
+    <w:link w:val="Heading7Char"/>
     <w:uiPriority w:val="9"/>
     <w:semiHidden/>
     <w:unhideWhenUsed/>
@@ -16762,11 +17120,11 @@
       <w:color w:val="1F4D78" w:themeColor="accent1" w:themeShade="7F"/>
     </w:rPr>
   </w:style>
-  <w:style w:type="paragraph" w:styleId="Ttulo8">
+  <w:style w:type="paragraph" w:styleId="Heading8">
     <w:name w:val="heading 8"/>
     <w:basedOn w:val="Normal"/>
     <w:next w:val="Normal"/>
-    <w:link w:val="Ttulo8Carter"/>
+    <w:link w:val="Heading8Char"/>
     <w:uiPriority w:val="9"/>
     <w:semiHidden/>
     <w:unhideWhenUsed/>
@@ -16789,11 +17147,11 @@
       <w:szCs w:val="21"/>
     </w:rPr>
   </w:style>
-  <w:style w:type="paragraph" w:styleId="Ttulo9">
+  <w:style w:type="paragraph" w:styleId="Heading9">
     <w:name w:val="heading 9"/>
     <w:basedOn w:val="Normal"/>
     <w:next w:val="Normal"/>
-    <w:link w:val="Ttulo9Carter"/>
+    <w:link w:val="Heading9Char"/>
     <w:uiPriority w:val="9"/>
     <w:semiHidden/>
     <w:unhideWhenUsed/>
@@ -16818,13 +17176,13 @@
       <w:szCs w:val="21"/>
     </w:rPr>
   </w:style>
-  <w:style w:type="character" w:default="1" w:styleId="Tipodeletrapredefinidodopargrafo">
+  <w:style w:type="character" w:default="1" w:styleId="DefaultParagraphFont">
     <w:name w:val="Default Paragraph Font"/>
     <w:uiPriority w:val="1"/>
     <w:semiHidden/>
     <w:unhideWhenUsed/>
   </w:style>
-  <w:style w:type="table" w:default="1" w:styleId="Tabelanormal">
+  <w:style w:type="table" w:default="1" w:styleId="TableNormal">
     <w:name w:val="Normal Table"/>
     <w:uiPriority w:val="99"/>
     <w:semiHidden/>
@@ -16839,7 +17197,7 @@
       </w:tblCellMar>
     </w:tblPr>
   </w:style>
-  <w:style w:type="numbering" w:default="1" w:styleId="Semlista">
+  <w:style w:type="numbering" w:default="1" w:styleId="NoList">
     <w:name w:val="No List"/>
     <w:uiPriority w:val="99"/>
     <w:semiHidden/>
@@ -16847,7 +17205,7 @@
   </w:style>
   <w:style w:type="character" w:customStyle="1" w:styleId="Code">
     <w:name w:val="Code"/>
-    <w:basedOn w:val="Tipodeletrapredefinidodopargrafo"/>
+    <w:basedOn w:val="DefaultParagraphFont"/>
     <w:rsid w:val="000118FB"/>
     <w:rPr>
       <w:rFonts w:ascii="Lucida Console" w:eastAsia="Lucida Console" w:hAnsi="Lucida Console" w:cs="Lucida Console"/>
@@ -16926,7 +17284,7 @@
   </w:style>
   <w:style w:type="character" w:customStyle="1" w:styleId="CodeBoxChar">
     <w:name w:val="Code Box Char"/>
-    <w:basedOn w:val="Tipodeletrapredefinidodopargrafo"/>
+    <w:basedOn w:val="DefaultParagraphFont"/>
     <w:link w:val="CodeBox"/>
     <w:rsid w:val="00E706EF"/>
     <w:rPr>
@@ -16940,10 +17298,10 @@
       <w:lang w:val="en-GB" w:eastAsia="pt-PT"/>
     </w:rPr>
   </w:style>
-  <w:style w:type="character" w:customStyle="1" w:styleId="Ttulo1Carter">
-    <w:name w:val="Título 1 Caráter"/>
-    <w:basedOn w:val="Tipodeletrapredefinidodopargrafo"/>
-    <w:link w:val="Ttulo1"/>
+  <w:style w:type="character" w:customStyle="1" w:styleId="Heading1Char">
+    <w:name w:val="Heading 1 Char"/>
+    <w:basedOn w:val="DefaultParagraphFont"/>
+    <w:link w:val="Heading1"/>
     <w:uiPriority w:val="9"/>
     <w:rsid w:val="00313990"/>
     <w:rPr>
@@ -16955,10 +17313,10 @@
       <w:szCs w:val="32"/>
     </w:rPr>
   </w:style>
-  <w:style w:type="character" w:customStyle="1" w:styleId="Ttulo2Carter">
-    <w:name w:val="Título 2 Caráter"/>
-    <w:basedOn w:val="Tipodeletrapredefinidodopargrafo"/>
-    <w:link w:val="Ttulo2"/>
+  <w:style w:type="character" w:customStyle="1" w:styleId="Heading2Char">
+    <w:name w:val="Heading 2 Char"/>
+    <w:basedOn w:val="DefaultParagraphFont"/>
+    <w:link w:val="Heading2"/>
     <w:uiPriority w:val="9"/>
     <w:rsid w:val="00721AAD"/>
     <w:rPr>
@@ -16969,10 +17327,10 @@
       <w:szCs w:val="26"/>
     </w:rPr>
   </w:style>
-  <w:style w:type="paragraph" w:styleId="PargrafodaLista">
+  <w:style w:type="paragraph" w:styleId="ListParagraph">
     <w:name w:val="List Paragraph"/>
     <w:basedOn w:val="Normal"/>
-    <w:link w:val="PargrafodaListaCarter"/>
+    <w:link w:val="ListParagraphChar"/>
     <w:uiPriority w:val="34"/>
     <w:qFormat/>
     <w:rsid w:val="00C34B94"/>
@@ -16981,9 +17339,9 @@
       <w:contextualSpacing/>
     </w:pPr>
   </w:style>
-  <w:style w:type="table" w:styleId="TabelacomGrelha">
+  <w:style w:type="table" w:styleId="TableGrid">
     <w:name w:val="Table Grid"/>
-    <w:basedOn w:val="Tabelanormal"/>
+    <w:basedOn w:val="TableNormal"/>
     <w:uiPriority w:val="39"/>
     <w:rsid w:val="008F6BAB"/>
     <w:pPr>
@@ -17019,10 +17377,10 @@
       <w:lang w:val="en-US" w:bidi="en-US"/>
     </w:rPr>
   </w:style>
-  <w:style w:type="paragraph" w:styleId="Corpodetexto">
+  <w:style w:type="paragraph" w:styleId="BodyText">
     <w:name w:val="Body Text"/>
     <w:basedOn w:val="Normal"/>
-    <w:link w:val="CorpodetextoCarter"/>
+    <w:link w:val="BodyTextChar"/>
     <w:rsid w:val="008F6BAB"/>
     <w:pPr>
       <w:spacing w:line="360" w:lineRule="auto"/>
@@ -17033,10 +17391,10 @@
       <w:szCs w:val="24"/>
     </w:rPr>
   </w:style>
-  <w:style w:type="character" w:customStyle="1" w:styleId="CorpodetextoCarter">
-    <w:name w:val="Corpo de texto Caráter"/>
-    <w:basedOn w:val="Tipodeletrapredefinidodopargrafo"/>
-    <w:link w:val="Corpodetexto"/>
+  <w:style w:type="character" w:customStyle="1" w:styleId="BodyTextChar">
+    <w:name w:val="Body Text Char"/>
+    <w:basedOn w:val="DefaultParagraphFont"/>
+    <w:link w:val="BodyText"/>
     <w:rsid w:val="008F6BAB"/>
     <w:rPr>
       <w:rFonts w:ascii="Verdana" w:eastAsia="Times New Roman" w:hAnsi="Verdana" w:cs="Times New Roman"/>
@@ -17044,7 +17402,7 @@
       <w:szCs w:val="24"/>
     </w:rPr>
   </w:style>
-  <w:style w:type="paragraph" w:styleId="SemEspaamento">
+  <w:style w:type="paragraph" w:styleId="NoSpacing">
     <w:name w:val="No Spacing"/>
     <w:uiPriority w:val="1"/>
     <w:qFormat/>
@@ -17098,7 +17456,7 @@
   </w:style>
   <w:style w:type="paragraph" w:customStyle="1" w:styleId="Pergunta">
     <w:name w:val="Pergunta"/>
-    <w:basedOn w:val="PargrafodaLista"/>
+    <w:basedOn w:val="ListParagraph"/>
     <w:qFormat/>
     <w:rsid w:val="00544475"/>
     <w:pPr>
@@ -17112,7 +17470,7 @@
   </w:style>
   <w:style w:type="paragraph" w:customStyle="1" w:styleId="RespostaMultipla">
     <w:name w:val="Resposta Multipla"/>
-    <w:basedOn w:val="Corpodetexto"/>
+    <w:basedOn w:val="BodyText"/>
     <w:qFormat/>
     <w:rsid w:val="000203B2"/>
     <w:pPr>
@@ -17134,10 +17492,10 @@
       <w:lang w:eastAsia="pt-PT"/>
     </w:rPr>
   </w:style>
-  <w:style w:type="paragraph" w:styleId="Cabealho">
+  <w:style w:type="paragraph" w:styleId="Header">
     <w:name w:val="header"/>
     <w:basedOn w:val="Normal"/>
-    <w:link w:val="CabealhoCarter"/>
+    <w:link w:val="HeaderChar"/>
     <w:uiPriority w:val="99"/>
     <w:unhideWhenUsed/>
     <w:rsid w:val="006C64FC"/>
@@ -17149,17 +17507,17 @@
       <w:spacing w:line="240" w:lineRule="auto"/>
     </w:pPr>
   </w:style>
-  <w:style w:type="character" w:customStyle="1" w:styleId="CabealhoCarter">
-    <w:name w:val="Cabeçalho Caráter"/>
-    <w:basedOn w:val="Tipodeletrapredefinidodopargrafo"/>
-    <w:link w:val="Cabealho"/>
+  <w:style w:type="character" w:customStyle="1" w:styleId="HeaderChar">
+    <w:name w:val="Header Char"/>
+    <w:basedOn w:val="DefaultParagraphFont"/>
+    <w:link w:val="Header"/>
     <w:uiPriority w:val="99"/>
     <w:rsid w:val="006C64FC"/>
   </w:style>
-  <w:style w:type="paragraph" w:styleId="Rodap">
+  <w:style w:type="paragraph" w:styleId="Footer">
     <w:name w:val="footer"/>
     <w:basedOn w:val="Normal"/>
-    <w:link w:val="RodapCarter"/>
+    <w:link w:val="FooterChar"/>
     <w:uiPriority w:val="99"/>
     <w:unhideWhenUsed/>
     <w:rsid w:val="006C64FC"/>
@@ -17171,18 +17529,18 @@
       <w:spacing w:line="240" w:lineRule="auto"/>
     </w:pPr>
   </w:style>
-  <w:style w:type="character" w:customStyle="1" w:styleId="RodapCarter">
-    <w:name w:val="Rodapé Caráter"/>
-    <w:basedOn w:val="Tipodeletrapredefinidodopargrafo"/>
-    <w:link w:val="Rodap"/>
+  <w:style w:type="character" w:customStyle="1" w:styleId="FooterChar">
+    <w:name w:val="Footer Char"/>
+    <w:basedOn w:val="DefaultParagraphFont"/>
+    <w:link w:val="Footer"/>
     <w:uiPriority w:val="99"/>
     <w:qFormat/>
     <w:rsid w:val="006C64FC"/>
   </w:style>
-  <w:style w:type="paragraph" w:styleId="Textodebalo">
+  <w:style w:type="paragraph" w:styleId="BalloonText">
     <w:name w:val="Balloon Text"/>
     <w:basedOn w:val="Normal"/>
-    <w:link w:val="TextodebaloCarter"/>
+    <w:link w:val="BalloonTextChar"/>
     <w:uiPriority w:val="99"/>
     <w:semiHidden/>
     <w:unhideWhenUsed/>
@@ -17196,10 +17554,10 @@
       <w:szCs w:val="18"/>
     </w:rPr>
   </w:style>
-  <w:style w:type="character" w:customStyle="1" w:styleId="TextodebaloCarter">
-    <w:name w:val="Texto de balão Caráter"/>
-    <w:basedOn w:val="Tipodeletrapredefinidodopargrafo"/>
-    <w:link w:val="Textodebalo"/>
+  <w:style w:type="character" w:customStyle="1" w:styleId="BalloonTextChar">
+    <w:name w:val="Balloon Text Char"/>
+    <w:basedOn w:val="DefaultParagraphFont"/>
+    <w:link w:val="BalloonText"/>
     <w:uiPriority w:val="99"/>
     <w:semiHidden/>
     <w:rsid w:val="00C941DE"/>
@@ -17209,10 +17567,10 @@
       <w:szCs w:val="18"/>
     </w:rPr>
   </w:style>
-  <w:style w:type="character" w:customStyle="1" w:styleId="Ttulo3Carter">
-    <w:name w:val="Título 3 Caráter"/>
-    <w:basedOn w:val="Tipodeletrapredefinidodopargrafo"/>
-    <w:link w:val="Ttulo3"/>
+  <w:style w:type="character" w:customStyle="1" w:styleId="Heading3Char">
+    <w:name w:val="Heading 3 Char"/>
+    <w:basedOn w:val="DefaultParagraphFont"/>
+    <w:link w:val="Heading3"/>
     <w:uiPriority w:val="9"/>
     <w:rsid w:val="00AC33A9"/>
     <w:rPr>
@@ -17224,7 +17582,7 @@
   </w:style>
   <w:style w:type="paragraph" w:customStyle="1" w:styleId="item">
     <w:name w:val="item"/>
-    <w:basedOn w:val="PargrafodaLista"/>
+    <w:basedOn w:val="ListParagraph"/>
     <w:link w:val="itemChar"/>
     <w:qFormat/>
     <w:rsid w:val="00521789"/>
@@ -17250,16 +17608,16 @@
       <w:spacing w:after="240"/>
     </w:pPr>
   </w:style>
-  <w:style w:type="character" w:customStyle="1" w:styleId="PargrafodaListaCarter">
-    <w:name w:val="Parágrafo da Lista Caráter"/>
-    <w:basedOn w:val="Tipodeletrapredefinidodopargrafo"/>
-    <w:link w:val="PargrafodaLista"/>
+  <w:style w:type="character" w:customStyle="1" w:styleId="ListParagraphChar">
+    <w:name w:val="List Paragraph Char"/>
+    <w:basedOn w:val="DefaultParagraphFont"/>
+    <w:link w:val="ListParagraph"/>
     <w:uiPriority w:val="34"/>
     <w:rsid w:val="004458C9"/>
   </w:style>
   <w:style w:type="character" w:customStyle="1" w:styleId="itemChar">
     <w:name w:val="item Char"/>
-    <w:basedOn w:val="PargrafodaListaCarter"/>
+    <w:basedOn w:val="ListParagraphChar"/>
     <w:link w:val="item"/>
     <w:rsid w:val="00521789"/>
   </w:style>
@@ -17269,9 +17627,9 @@
     <w:link w:val="ltimoitem"/>
     <w:rsid w:val="00E81AE8"/>
   </w:style>
-  <w:style w:type="character" w:styleId="Hiperligao">
+  <w:style w:type="character" w:styleId="Hyperlink">
     <w:name w:val="Hyperlink"/>
-    <w:basedOn w:val="Tipodeletrapredefinidodopargrafo"/>
+    <w:basedOn w:val="DefaultParagraphFont"/>
     <w:uiPriority w:val="99"/>
     <w:unhideWhenUsed/>
     <w:rsid w:val="00D22378"/>
@@ -17280,9 +17638,9 @@
       <w:u w:val="single"/>
     </w:rPr>
   </w:style>
-  <w:style w:type="character" w:styleId="MenoNoResolvida">
+  <w:style w:type="character" w:styleId="UnresolvedMention">
     <w:name w:val="Unresolved Mention"/>
-    <w:basedOn w:val="Tipodeletrapredefinidodopargrafo"/>
+    <w:basedOn w:val="DefaultParagraphFont"/>
     <w:uiPriority w:val="99"/>
     <w:semiHidden/>
     <w:unhideWhenUsed/>
@@ -17292,7 +17650,7 @@
       <w:shd w:val="clear" w:color="auto" w:fill="E1DFDD"/>
     </w:rPr>
   </w:style>
-  <w:style w:type="paragraph" w:styleId="Legenda">
+  <w:style w:type="paragraph" w:styleId="Caption">
     <w:name w:val="caption"/>
     <w:basedOn w:val="Normal"/>
     <w:next w:val="Normal"/>
@@ -17325,10 +17683,10 @@
       <w:color w:val="auto"/>
     </w:rPr>
   </w:style>
-  <w:style w:type="character" w:customStyle="1" w:styleId="Ttulo4Carter">
-    <w:name w:val="Título 4 Caráter"/>
-    <w:basedOn w:val="Tipodeletrapredefinidodopargrafo"/>
-    <w:link w:val="Ttulo4"/>
+  <w:style w:type="character" w:customStyle="1" w:styleId="Heading4Char">
+    <w:name w:val="Heading 4 Char"/>
+    <w:basedOn w:val="DefaultParagraphFont"/>
+    <w:link w:val="Heading4"/>
     <w:uiPriority w:val="9"/>
     <w:rsid w:val="001013C0"/>
     <w:rPr>
@@ -17338,9 +17696,9 @@
       <w:color w:val="2E74B5" w:themeColor="accent1" w:themeShade="BF"/>
     </w:rPr>
   </w:style>
-  <w:style w:type="table" w:styleId="TabeladeGrelha1Clara-Destaque1">
+  <w:style w:type="table" w:styleId="GridTable1Light-Accent1">
     <w:name w:val="Grid Table 1 Light Accent 1"/>
-    <w:basedOn w:val="Tabelanormal"/>
+    <w:basedOn w:val="TableNormal"/>
     <w:uiPriority w:val="46"/>
     <w:rsid w:val="00F553B8"/>
     <w:pPr>
@@ -17395,10 +17753,10 @@
       </w:rPr>
     </w:tblStylePr>
   </w:style>
-  <w:style w:type="character" w:customStyle="1" w:styleId="Ttulo5Carter">
-    <w:name w:val="Título 5 Caráter"/>
-    <w:basedOn w:val="Tipodeletrapredefinidodopargrafo"/>
-    <w:link w:val="Ttulo5"/>
+  <w:style w:type="character" w:customStyle="1" w:styleId="Heading5Char">
+    <w:name w:val="Heading 5 Char"/>
+    <w:basedOn w:val="DefaultParagraphFont"/>
+    <w:link w:val="Heading5"/>
     <w:uiPriority w:val="9"/>
     <w:rsid w:val="00033870"/>
     <w:rPr>
@@ -17406,10 +17764,10 @@
       <w:color w:val="2E74B5" w:themeColor="accent1" w:themeShade="BF"/>
     </w:rPr>
   </w:style>
-  <w:style w:type="character" w:customStyle="1" w:styleId="Ttulo6Carter">
-    <w:name w:val="Título 6 Caráter"/>
-    <w:basedOn w:val="Tipodeletrapredefinidodopargrafo"/>
-    <w:link w:val="Ttulo6"/>
+  <w:style w:type="character" w:customStyle="1" w:styleId="Heading6Char">
+    <w:name w:val="Heading 6 Char"/>
+    <w:basedOn w:val="DefaultParagraphFont"/>
+    <w:link w:val="Heading6"/>
     <w:uiPriority w:val="9"/>
     <w:semiHidden/>
     <w:rsid w:val="00033870"/>
@@ -17418,10 +17776,10 @@
       <w:color w:val="1F4D78" w:themeColor="accent1" w:themeShade="7F"/>
     </w:rPr>
   </w:style>
-  <w:style w:type="character" w:customStyle="1" w:styleId="Ttulo7Carter">
-    <w:name w:val="Título 7 Caráter"/>
-    <w:basedOn w:val="Tipodeletrapredefinidodopargrafo"/>
-    <w:link w:val="Ttulo7"/>
+  <w:style w:type="character" w:customStyle="1" w:styleId="Heading7Char">
+    <w:name w:val="Heading 7 Char"/>
+    <w:basedOn w:val="DefaultParagraphFont"/>
+    <w:link w:val="Heading7"/>
     <w:uiPriority w:val="9"/>
     <w:semiHidden/>
     <w:rsid w:val="00033870"/>
@@ -17432,10 +17790,10 @@
       <w:color w:val="1F4D78" w:themeColor="accent1" w:themeShade="7F"/>
     </w:rPr>
   </w:style>
-  <w:style w:type="character" w:customStyle="1" w:styleId="Ttulo8Carter">
-    <w:name w:val="Título 8 Caráter"/>
-    <w:basedOn w:val="Tipodeletrapredefinidodopargrafo"/>
-    <w:link w:val="Ttulo8"/>
+  <w:style w:type="character" w:customStyle="1" w:styleId="Heading8Char">
+    <w:name w:val="Heading 8 Char"/>
+    <w:basedOn w:val="DefaultParagraphFont"/>
+    <w:link w:val="Heading8"/>
     <w:uiPriority w:val="9"/>
     <w:semiHidden/>
     <w:rsid w:val="00033870"/>
@@ -17446,10 +17804,10 @@
       <w:szCs w:val="21"/>
     </w:rPr>
   </w:style>
-  <w:style w:type="character" w:customStyle="1" w:styleId="Ttulo9Carter">
-    <w:name w:val="Título 9 Caráter"/>
-    <w:basedOn w:val="Tipodeletrapredefinidodopargrafo"/>
-    <w:link w:val="Ttulo9"/>
+  <w:style w:type="character" w:customStyle="1" w:styleId="Heading9Char">
+    <w:name w:val="Heading 9 Char"/>
+    <w:basedOn w:val="DefaultParagraphFont"/>
+    <w:link w:val="Heading9"/>
     <w:uiPriority w:val="9"/>
     <w:semiHidden/>
     <w:rsid w:val="00033870"/>
@@ -17462,9 +17820,9 @@
       <w:szCs w:val="21"/>
     </w:rPr>
   </w:style>
-  <w:style w:type="table" w:styleId="TabeladeGrelha1Clara-Destaque5">
+  <w:style w:type="table" w:styleId="GridTable1Light-Accent5">
     <w:name w:val="Grid Table 1 Light Accent 5"/>
-    <w:basedOn w:val="Tabelanormal"/>
+    <w:basedOn w:val="TableNormal"/>
     <w:uiPriority w:val="46"/>
     <w:rsid w:val="00F553B8"/>
     <w:pPr>
@@ -17519,9 +17877,9 @@
       </w:rPr>
     </w:tblStylePr>
   </w:style>
-  <w:style w:type="table" w:styleId="TabeladeLista2-Destaque1">
+  <w:style w:type="table" w:styleId="ListTable2-Accent1">
     <w:name w:val="List Table 2 Accent 1"/>
-    <w:basedOn w:val="Tabelanormal"/>
+    <w:basedOn w:val="TableNormal"/>
     <w:uiPriority w:val="47"/>
     <w:rsid w:val="00152273"/>
     <w:pPr>
@@ -17573,9 +17931,9 @@
       </w:tcPr>
     </w:tblStylePr>
   </w:style>
-  <w:style w:type="character" w:styleId="Hiperligaovisitada">
+  <w:style w:type="character" w:styleId="FollowedHyperlink">
     <w:name w:val="FollowedHyperlink"/>
-    <w:basedOn w:val="Tipodeletrapredefinidodopargrafo"/>
+    <w:basedOn w:val="DefaultParagraphFont"/>
     <w:uiPriority w:val="99"/>
     <w:semiHidden/>
     <w:unhideWhenUsed/>
@@ -17585,9 +17943,9 @@
       <w:u w:val="single"/>
     </w:rPr>
   </w:style>
-  <w:style w:type="paragraph" w:styleId="Cabealhodondice">
+  <w:style w:type="paragraph" w:styleId="TOCHeading">
     <w:name w:val="TOC Heading"/>
-    <w:basedOn w:val="Ttulo1"/>
+    <w:basedOn w:val="Heading1"/>
     <w:next w:val="Normal"/>
     <w:uiPriority w:val="39"/>
     <w:unhideWhenUsed/>
@@ -17610,7 +17968,7 @@
       <w:lang w:val="en-US"/>
     </w:rPr>
   </w:style>
-  <w:style w:type="paragraph" w:styleId="ndice1">
+  <w:style w:type="paragraph" w:styleId="TOC1">
     <w:name w:val="toc 1"/>
     <w:basedOn w:val="Normal"/>
     <w:next w:val="Normal"/>
@@ -17629,7 +17987,7 @@
       <w:u w:val="single"/>
     </w:rPr>
   </w:style>
-  <w:style w:type="paragraph" w:styleId="ndice2">
+  <w:style w:type="paragraph" w:styleId="TOC2">
     <w:name w:val="toc 2"/>
     <w:basedOn w:val="Normal"/>
     <w:next w:val="Normal"/>
@@ -17647,7 +18005,7 @@
       <w:smallCaps/>
     </w:rPr>
   </w:style>
-  <w:style w:type="paragraph" w:styleId="ndice3">
+  <w:style w:type="paragraph" w:styleId="TOC3">
     <w:name w:val="toc 3"/>
     <w:basedOn w:val="Normal"/>
     <w:next w:val="Normal"/>
@@ -17663,7 +18021,7 @@
       <w:smallCaps/>
     </w:rPr>
   </w:style>
-  <w:style w:type="paragraph" w:styleId="ndice4">
+  <w:style w:type="paragraph" w:styleId="TOC4">
     <w:name w:val="toc 4"/>
     <w:basedOn w:val="Normal"/>
     <w:next w:val="Normal"/>
@@ -17677,7 +18035,7 @@
       <w:jc w:val="left"/>
     </w:pPr>
   </w:style>
-  <w:style w:type="paragraph" w:styleId="ndice5">
+  <w:style w:type="paragraph" w:styleId="TOC5">
     <w:name w:val="toc 5"/>
     <w:basedOn w:val="Normal"/>
     <w:next w:val="Normal"/>
@@ -17691,7 +18049,7 @@
       <w:jc w:val="left"/>
     </w:pPr>
   </w:style>
-  <w:style w:type="paragraph" w:styleId="ndice6">
+  <w:style w:type="paragraph" w:styleId="TOC6">
     <w:name w:val="toc 6"/>
     <w:basedOn w:val="Normal"/>
     <w:next w:val="Normal"/>
@@ -17705,7 +18063,7 @@
       <w:jc w:val="left"/>
     </w:pPr>
   </w:style>
-  <w:style w:type="paragraph" w:styleId="ndice7">
+  <w:style w:type="paragraph" w:styleId="TOC7">
     <w:name w:val="toc 7"/>
     <w:basedOn w:val="Normal"/>
     <w:next w:val="Normal"/>
@@ -17719,7 +18077,7 @@
       <w:jc w:val="left"/>
     </w:pPr>
   </w:style>
-  <w:style w:type="paragraph" w:styleId="ndice8">
+  <w:style w:type="paragraph" w:styleId="TOC8">
     <w:name w:val="toc 8"/>
     <w:basedOn w:val="Normal"/>
     <w:next w:val="Normal"/>
@@ -17733,7 +18091,7 @@
       <w:jc w:val="left"/>
     </w:pPr>
   </w:style>
-  <w:style w:type="paragraph" w:styleId="ndice9">
+  <w:style w:type="paragraph" w:styleId="TOC9">
     <w:name w:val="toc 9"/>
     <w:basedOn w:val="Normal"/>
     <w:next w:val="Normal"/>
@@ -17747,9 +18105,9 @@
       <w:jc w:val="left"/>
     </w:pPr>
   </w:style>
-  <w:style w:type="table" w:styleId="TabeladeGrelha7Colorida-Destaque3">
+  <w:style w:type="table" w:styleId="GridTable7Colorful-Accent3">
     <w:name w:val="Grid Table 7 Colorful Accent 3"/>
-    <w:basedOn w:val="Tabelanormal"/>
+    <w:basedOn w:val="TableNormal"/>
     <w:uiPriority w:val="52"/>
     <w:rsid w:val="0043019C"/>
     <w:pPr>
@@ -17887,7 +18245,7 @@
       </w:tcPr>
     </w:tblStylePr>
   </w:style>
-  <w:style w:type="paragraph" w:styleId="ndicedeilustraes">
+  <w:style w:type="paragraph" w:styleId="TableofFigures">
     <w:name w:val="table of figures"/>
     <w:basedOn w:val="Normal"/>
     <w:next w:val="Normal"/>
@@ -17898,9 +18256,9 @@
       <w:spacing w:after="0"/>
     </w:pPr>
   </w:style>
-  <w:style w:type="table" w:styleId="TabeladeGrelha2-Destaque3">
+  <w:style w:type="table" w:styleId="GridTable2-Accent3">
     <w:name w:val="Grid Table 2 Accent 3"/>
-    <w:basedOn w:val="Tabelanormal"/>
+    <w:basedOn w:val="TableNormal"/>
     <w:uiPriority w:val="47"/>
     <w:rsid w:val="0095536C"/>
     <w:pPr>
@@ -17976,9 +18334,9 @@
       </w:tcPr>
     </w:tblStylePr>
   </w:style>
-  <w:style w:type="table" w:styleId="TabeladeGrelha4-Destaque3">
+  <w:style w:type="table" w:styleId="GridTable4-Accent3">
     <w:name w:val="Grid Table 4 Accent 3"/>
-    <w:basedOn w:val="Tabelanormal"/>
+    <w:basedOn w:val="TableNormal"/>
     <w:uiPriority w:val="49"/>
     <w:rsid w:val="008F4623"/>
     <w:pPr>
@@ -18328,7 +18686,12 @@
 </file>
 
 <file path=customXml/item2.xml><?xml version="1.0" encoding="utf-8"?>
-<b:Sources xmlns:b="http://schemas.openxmlformats.org/officeDocument/2006/bibliography" xmlns="http://schemas.openxmlformats.org/officeDocument/2006/bibliography" SelectedStyle="\APASixthEditionOfficeOnline.xsl" StyleName="APA" Version="6"/>
+<?mso-contentType ?>
+<FormTemplates xmlns="http://schemas.microsoft.com/sharepoint/v3/contenttype/forms">
+  <Display>DocumentLibraryForm</Display>
+  <Edit>DocumentLibraryForm</Edit>
+  <New>DocumentLibraryForm</New>
+</FormTemplates>
 </file>
 
 <file path=customXml/item3.xml><?xml version="1.0" encoding="utf-8"?>
@@ -18533,12 +18896,7 @@
 </file>
 
 <file path=customXml/item4.xml><?xml version="1.0" encoding="utf-8"?>
-<?mso-contentType ?>
-<FormTemplates xmlns="http://schemas.microsoft.com/sharepoint/v3/contenttype/forms">
-  <Display>DocumentLibraryForm</Display>
-  <Edit>DocumentLibraryForm</Edit>
-  <New>DocumentLibraryForm</New>
-</FormTemplates>
+<b:Sources xmlns:b="http://schemas.openxmlformats.org/officeDocument/2006/bibliography" xmlns="http://schemas.openxmlformats.org/officeDocument/2006/bibliography" SelectedStyle="\APASixthEditionOfficeOnline.xsl" StyleName="APA" Version="6"/>
 </file>
 
 <file path=customXml/itemProps1.xml><?xml version="1.0" encoding="utf-8"?>
@@ -18553,9 +18911,9 @@
 </file>
 
 <file path=customXml/itemProps2.xml><?xml version="1.0" encoding="utf-8"?>
-<ds:datastoreItem xmlns:ds="http://schemas.openxmlformats.org/officeDocument/2006/customXml" ds:itemID="{34E35503-31BE-4C22-8EB5-1B8C3DFFC716}">
+<ds:datastoreItem xmlns:ds="http://schemas.openxmlformats.org/officeDocument/2006/customXml" ds:itemID="{990C7B0B-29F8-4472-849D-8AEB923CF9C9}">
   <ds:schemaRefs>
-    <ds:schemaRef ds:uri="http://schemas.openxmlformats.org/officeDocument/2006/bibliography"/>
+    <ds:schemaRef ds:uri="http://schemas.microsoft.com/sharepoint/v3/contenttype/forms"/>
   </ds:schemaRefs>
 </ds:datastoreItem>
 </file>
@@ -18580,9 +18938,9 @@
 </file>
 
 <file path=customXml/itemProps4.xml><?xml version="1.0" encoding="utf-8"?>
-<ds:datastoreItem xmlns:ds="http://schemas.openxmlformats.org/officeDocument/2006/customXml" ds:itemID="{990C7B0B-29F8-4472-849D-8AEB923CF9C9}">
+<ds:datastoreItem xmlns:ds="http://schemas.openxmlformats.org/officeDocument/2006/customXml" ds:itemID="{34E35503-31BE-4C22-8EB5-1B8C3DFFC716}">
   <ds:schemaRefs>
-    <ds:schemaRef ds:uri="http://schemas.microsoft.com/sharepoint/v3/contenttype/forms"/>
+    <ds:schemaRef ds:uri="http://schemas.openxmlformats.org/officeDocument/2006/bibliography"/>
   </ds:schemaRefs>
 </ds:datastoreItem>
 </file>